--- a/five-doors/docx/decisions.docx
+++ b/five-doors/docx/decisions.docx
@@ -2521,6 +2521,2512 @@
                 <w:szCs w:val="18"/>
               </w:rPr>
               <w:t xml:space="preserve">잠정</w:t>
+            </w:r>
+          </w:p>
+        </w:tc>
+        <w:tc>
+          <w:tcPr>
+            <w:tcW w:type="dxa" w:w="1860"/>
+            <w:tcBorders>
+              <w:top w:val="single" w:color="9AA1AC" w:sz="4"/>
+              <w:left w:val="single" w:color="9AA1AC" w:sz="4"/>
+              <w:bottom w:val="single" w:color="9AA1AC" w:sz="4"/>
+              <w:right w:val="single" w:color="9AA1AC" w:sz="4"/>
+            </w:tcBorders>
+            <w:tcMar>
+              <w:top w:type="dxa" w:w="60"/>
+              <w:left w:type="dxa" w:w="90"/>
+              <w:bottom w:type="dxa" w:w="60"/>
+              <w:right w:type="dxa" w:w="90"/>
+            </w:tcMar>
+          </w:tcPr>
+          <w:p>
+            <w:pPr>
+              <w:spacing w:after="40"/>
+            </w:pPr>
+            <w:r>
+              <w:rPr>
+                <w:sz w:val="18"/>
+                <w:szCs w:val="18"/>
+              </w:rPr>
+              <w:t xml:space="preserve">2026-10-07</w:t>
+            </w:r>
+          </w:p>
+        </w:tc>
+      </w:tr>
+      <w:tr>
+        <w:trPr>
+          <w:cantSplit/>
+        </w:trPr>
+        <w:tc>
+          <w:tcPr>
+            <w:tcW w:type="dxa" w:w="1240"/>
+            <w:tcBorders>
+              <w:top w:val="single" w:color="9AA1AC" w:sz="4"/>
+              <w:left w:val="single" w:color="9AA1AC" w:sz="4"/>
+              <w:bottom w:val="single" w:color="9AA1AC" w:sz="4"/>
+              <w:right w:val="single" w:color="9AA1AC" w:sz="4"/>
+            </w:tcBorders>
+            <w:tcMar>
+              <w:top w:type="dxa" w:w="60"/>
+              <w:left w:type="dxa" w:w="90"/>
+              <w:bottom w:type="dxa" w:w="60"/>
+              <w:right w:type="dxa" w:w="90"/>
+            </w:tcMar>
+          </w:tcPr>
+          <w:p>
+            <w:pPr>
+              <w:spacing w:after="40"/>
+            </w:pPr>
+            <w:r>
+              <w:rPr>
+                <w:sz w:val="18"/>
+                <w:szCs w:val="18"/>
+              </w:rPr>
+              <w:t xml:space="preserve">G2</w:t>
+            </w:r>
+          </w:p>
+        </w:tc>
+        <w:tc>
+          <w:tcPr>
+            <w:tcW w:type="dxa" w:w="2170"/>
+            <w:tcBorders>
+              <w:top w:val="single" w:color="9AA1AC" w:sz="4"/>
+              <w:left w:val="single" w:color="9AA1AC" w:sz="4"/>
+              <w:bottom w:val="single" w:color="9AA1AC" w:sz="4"/>
+              <w:right w:val="single" w:color="9AA1AC" w:sz="4"/>
+            </w:tcBorders>
+            <w:tcMar>
+              <w:top w:type="dxa" w:w="60"/>
+              <w:left w:type="dxa" w:w="90"/>
+              <w:bottom w:type="dxa" w:w="60"/>
+              <w:right w:type="dxa" w:w="90"/>
+            </w:tcMar>
+          </w:tcPr>
+          <w:p>
+            <w:pPr>
+              <w:spacing w:after="40"/>
+            </w:pPr>
+            <w:r>
+              <w:rPr>
+                <w:sz w:val="18"/>
+                <w:szCs w:val="18"/>
+              </w:rPr>
+              <w:t xml:space="preserve">캐릭터 바이블 심화</w:t>
+            </w:r>
+          </w:p>
+        </w:tc>
+        <w:tc>
+          <w:tcPr>
+            <w:tcW w:type="dxa" w:w="3410"/>
+            <w:tcBorders>
+              <w:top w:val="single" w:color="9AA1AC" w:sz="4"/>
+              <w:left w:val="single" w:color="9AA1AC" w:sz="4"/>
+              <w:bottom w:val="single" w:color="9AA1AC" w:sz="4"/>
+              <w:right w:val="single" w:color="9AA1AC" w:sz="4"/>
+            </w:tcBorders>
+            <w:tcMar>
+              <w:top w:type="dxa" w:w="60"/>
+              <w:left w:type="dxa" w:w="90"/>
+              <w:bottom w:type="dxa" w:w="60"/>
+              <w:right w:type="dxa" w:w="90"/>
+            </w:tcMar>
+          </w:tcPr>
+          <w:p>
+            <w:pPr>
+              <w:spacing w:after="40"/>
+            </w:pPr>
+            <w:r>
+              <w:rPr>
+                <w:sz w:val="18"/>
+                <w:szCs w:val="18"/>
+              </w:rPr>
+              <w:t xml:space="preserve">성격·외모·의상 체계·행동·말투·관능 결·관계 매트릭스·대비표</w:t>
+            </w:r>
+          </w:p>
+        </w:tc>
+        <w:tc>
+          <w:tcPr>
+            <w:tcW w:type="dxa" w:w="4650"/>
+            <w:tcBorders>
+              <w:top w:val="single" w:color="9AA1AC" w:sz="4"/>
+              <w:left w:val="single" w:color="9AA1AC" w:sz="4"/>
+              <w:bottom w:val="single" w:color="9AA1AC" w:sz="4"/>
+              <w:right w:val="single" w:color="9AA1AC" w:sz="4"/>
+            </w:tcBorders>
+            <w:tcMar>
+              <w:top w:type="dxa" w:w="60"/>
+              <w:left w:type="dxa" w:w="90"/>
+              <w:bottom w:type="dxa" w:w="60"/>
+              <w:right w:type="dxa" w:w="90"/>
+            </w:tcMar>
+          </w:tcPr>
+          <w:p>
+            <w:pPr>
+              <w:spacing w:after="40"/>
+            </w:pPr>
+            <w:r>
+              <w:rPr>
+                <w:sz w:val="18"/>
+                <w:szCs w:val="18"/>
+              </w:rPr>
+              <w:t xml:space="preserve">"섬세하고 자세하게"</w:t>
+            </w:r>
+          </w:p>
+        </w:tc>
+        <w:tc>
+          <w:tcPr>
+            <w:tcW w:type="dxa" w:w="1240"/>
+            <w:tcBorders>
+              <w:top w:val="single" w:color="9AA1AC" w:sz="4"/>
+              <w:left w:val="single" w:color="9AA1AC" w:sz="4"/>
+              <w:bottom w:val="single" w:color="9AA1AC" w:sz="4"/>
+              <w:right w:val="single" w:color="9AA1AC" w:sz="4"/>
+            </w:tcBorders>
+            <w:tcMar>
+              <w:top w:type="dxa" w:w="60"/>
+              <w:left w:type="dxa" w:w="90"/>
+              <w:bottom w:type="dxa" w:w="60"/>
+              <w:right w:type="dxa" w:w="90"/>
+            </w:tcMar>
+          </w:tcPr>
+          <w:p>
+            <w:pPr>
+              <w:spacing w:after="40"/>
+            </w:pPr>
+            <w:r>
+              <w:rPr>
+                <w:sz w:val="18"/>
+                <w:szCs w:val="18"/>
+              </w:rPr>
+              <w:t xml:space="preserve">확정</w:t>
+            </w:r>
+          </w:p>
+        </w:tc>
+        <w:tc>
+          <w:tcPr>
+            <w:tcW w:type="dxa" w:w="1860"/>
+            <w:tcBorders>
+              <w:top w:val="single" w:color="9AA1AC" w:sz="4"/>
+              <w:left w:val="single" w:color="9AA1AC" w:sz="4"/>
+              <w:bottom w:val="single" w:color="9AA1AC" w:sz="4"/>
+              <w:right w:val="single" w:color="9AA1AC" w:sz="4"/>
+            </w:tcBorders>
+            <w:tcMar>
+              <w:top w:type="dxa" w:w="60"/>
+              <w:left w:type="dxa" w:w="90"/>
+              <w:bottom w:type="dxa" w:w="60"/>
+              <w:right w:type="dxa" w:w="90"/>
+            </w:tcMar>
+          </w:tcPr>
+          <w:p>
+            <w:pPr>
+              <w:spacing w:after="40"/>
+            </w:pPr>
+            <w:r>
+              <w:rPr>
+                <w:sz w:val="18"/>
+                <w:szCs w:val="18"/>
+              </w:rPr>
+              <w:t xml:space="preserve">2026-10-07</w:t>
+            </w:r>
+          </w:p>
+        </w:tc>
+      </w:tr>
+      <w:tr>
+        <w:trPr>
+          <w:cantSplit/>
+        </w:trPr>
+        <w:tc>
+          <w:tcPr>
+            <w:tcW w:type="dxa" w:w="1240"/>
+            <w:tcBorders>
+              <w:top w:val="single" w:color="9AA1AC" w:sz="4"/>
+              <w:left w:val="single" w:color="9AA1AC" w:sz="4"/>
+              <w:bottom w:val="single" w:color="9AA1AC" w:sz="4"/>
+              <w:right w:val="single" w:color="9AA1AC" w:sz="4"/>
+            </w:tcBorders>
+            <w:tcMar>
+              <w:top w:type="dxa" w:w="60"/>
+              <w:left w:type="dxa" w:w="90"/>
+              <w:bottom w:type="dxa" w:w="60"/>
+              <w:right w:type="dxa" w:w="90"/>
+            </w:tcMar>
+          </w:tcPr>
+          <w:p>
+            <w:pPr>
+              <w:spacing w:after="40"/>
+            </w:pPr>
+            <w:r>
+              <w:rPr>
+                <w:sz w:val="18"/>
+                <w:szCs w:val="18"/>
+              </w:rPr>
+              <w:t xml:space="preserve">G6</w:t>
+            </w:r>
+          </w:p>
+        </w:tc>
+        <w:tc>
+          <w:tcPr>
+            <w:tcW w:type="dxa" w:w="2170"/>
+            <w:tcBorders>
+              <w:top w:val="single" w:color="9AA1AC" w:sz="4"/>
+              <w:left w:val="single" w:color="9AA1AC" w:sz="4"/>
+              <w:bottom w:val="single" w:color="9AA1AC" w:sz="4"/>
+              <w:right w:val="single" w:color="9AA1AC" w:sz="4"/>
+            </w:tcBorders>
+            <w:tcMar>
+              <w:top w:type="dxa" w:w="60"/>
+              <w:left w:type="dxa" w:w="90"/>
+              <w:bottom w:type="dxa" w:w="60"/>
+              <w:right w:type="dxa" w:w="90"/>
+            </w:tcMar>
+          </w:tcPr>
+          <w:p>
+            <w:pPr>
+              <w:spacing w:after="40"/>
+            </w:pPr>
+            <w:r>
+              <w:rPr>
+                <w:sz w:val="18"/>
+                <w:szCs w:val="18"/>
+              </w:rPr>
+              <w:t xml:space="preserve">그림체</w:t>
+            </w:r>
+          </w:p>
+        </w:tc>
+        <w:tc>
+          <w:tcPr>
+            <w:tcW w:type="dxa" w:w="3410"/>
+            <w:tcBorders>
+              <w:top w:val="single" w:color="9AA1AC" w:sz="4"/>
+              <w:left w:val="single" w:color="9AA1AC" w:sz="4"/>
+              <w:bottom w:val="single" w:color="9AA1AC" w:sz="4"/>
+              <w:right w:val="single" w:color="9AA1AC" w:sz="4"/>
+            </w:tcBorders>
+            <w:tcMar>
+              <w:top w:type="dxa" w:w="60"/>
+              <w:left w:type="dxa" w:w="90"/>
+              <w:bottom w:type="dxa" w:w="60"/>
+              <w:right w:type="dxa" w:w="90"/>
+            </w:tcMar>
+          </w:tcPr>
+          <w:p>
+            <w:pPr>
+              <w:spacing w:after="40"/>
+            </w:pPr>
+            <w:r>
+              <w:rPr>
+                <w:sz w:val="18"/>
+                <w:szCs w:val="18"/>
+              </w:rPr>
+              <w:t xml:space="preserve">하이브리드: 본편 1안 글로시 반실사 + 코미디 컷 2안 셀 + 티저 3안 누아르</w:t>
+            </w:r>
+          </w:p>
+        </w:tc>
+        <w:tc>
+          <w:tcPr>
+            <w:tcW w:type="dxa" w:w="4650"/>
+            <w:tcBorders>
+              <w:top w:val="single" w:color="9AA1AC" w:sz="4"/>
+              <w:left w:val="single" w:color="9AA1AC" w:sz="4"/>
+              <w:bottom w:val="single" w:color="9AA1AC" w:sz="4"/>
+              <w:right w:val="single" w:color="9AA1AC" w:sz="4"/>
+            </w:tcBorders>
+            <w:tcMar>
+              <w:top w:type="dxa" w:w="60"/>
+              <w:left w:type="dxa" w:w="90"/>
+              <w:bottom w:type="dxa" w:w="60"/>
+              <w:right w:type="dxa" w:w="90"/>
+            </w:tcMar>
+          </w:tcPr>
+          <w:p>
+            <w:pPr>
+              <w:spacing w:after="40"/>
+            </w:pPr>
+            <w:r>
+              <w:rPr>
+                <w:sz w:val="18"/>
+                <w:szCs w:val="18"/>
+              </w:rPr>
+              <w:t xml:space="preserve">"하이브리드로 진행"</w:t>
+            </w:r>
+          </w:p>
+        </w:tc>
+        <w:tc>
+          <w:tcPr>
+            <w:tcW w:type="dxa" w:w="1240"/>
+            <w:tcBorders>
+              <w:top w:val="single" w:color="9AA1AC" w:sz="4"/>
+              <w:left w:val="single" w:color="9AA1AC" w:sz="4"/>
+              <w:bottom w:val="single" w:color="9AA1AC" w:sz="4"/>
+              <w:right w:val="single" w:color="9AA1AC" w:sz="4"/>
+            </w:tcBorders>
+            <w:tcMar>
+              <w:top w:type="dxa" w:w="60"/>
+              <w:left w:type="dxa" w:w="90"/>
+              <w:bottom w:type="dxa" w:w="60"/>
+              <w:right w:type="dxa" w:w="90"/>
+            </w:tcMar>
+          </w:tcPr>
+          <w:p>
+            <w:pPr>
+              <w:spacing w:after="40"/>
+            </w:pPr>
+            <w:r>
+              <w:rPr>
+                <w:sz w:val="18"/>
+                <w:szCs w:val="18"/>
+              </w:rPr>
+              <w:t xml:space="preserve">확정</w:t>
+            </w:r>
+          </w:p>
+        </w:tc>
+        <w:tc>
+          <w:tcPr>
+            <w:tcW w:type="dxa" w:w="1860"/>
+            <w:tcBorders>
+              <w:top w:val="single" w:color="9AA1AC" w:sz="4"/>
+              <w:left w:val="single" w:color="9AA1AC" w:sz="4"/>
+              <w:bottom w:val="single" w:color="9AA1AC" w:sz="4"/>
+              <w:right w:val="single" w:color="9AA1AC" w:sz="4"/>
+            </w:tcBorders>
+            <w:tcMar>
+              <w:top w:type="dxa" w:w="60"/>
+              <w:left w:type="dxa" w:w="90"/>
+              <w:bottom w:type="dxa" w:w="60"/>
+              <w:right w:type="dxa" w:w="90"/>
+            </w:tcMar>
+          </w:tcPr>
+          <w:p>
+            <w:pPr>
+              <w:spacing w:after="40"/>
+            </w:pPr>
+            <w:r>
+              <w:rPr>
+                <w:sz w:val="18"/>
+                <w:szCs w:val="18"/>
+              </w:rPr>
+              <w:t xml:space="preserve">2026-10-07</w:t>
+            </w:r>
+          </w:p>
+        </w:tc>
+      </w:tr>
+      <w:tr>
+        <w:trPr>
+          <w:cantSplit/>
+        </w:trPr>
+        <w:tc>
+          <w:tcPr>
+            <w:tcW w:type="dxa" w:w="1240"/>
+            <w:tcBorders>
+              <w:top w:val="single" w:color="9AA1AC" w:sz="4"/>
+              <w:left w:val="single" w:color="9AA1AC" w:sz="4"/>
+              <w:bottom w:val="single" w:color="9AA1AC" w:sz="4"/>
+              <w:right w:val="single" w:color="9AA1AC" w:sz="4"/>
+            </w:tcBorders>
+            <w:tcMar>
+              <w:top w:type="dxa" w:w="60"/>
+              <w:left w:type="dxa" w:w="90"/>
+              <w:bottom w:type="dxa" w:w="60"/>
+              <w:right w:type="dxa" w:w="90"/>
+            </w:tcMar>
+          </w:tcPr>
+          <w:p>
+            <w:pPr>
+              <w:spacing w:after="40"/>
+            </w:pPr>
+            <w:r>
+              <w:rPr>
+                <w:sz w:val="18"/>
+                <w:szCs w:val="18"/>
+              </w:rPr>
+              <w:t xml:space="preserve">G7</w:t>
+            </w:r>
+          </w:p>
+        </w:tc>
+        <w:tc>
+          <w:tcPr>
+            <w:tcW w:type="dxa" w:w="2170"/>
+            <w:tcBorders>
+              <w:top w:val="single" w:color="9AA1AC" w:sz="4"/>
+              <w:left w:val="single" w:color="9AA1AC" w:sz="4"/>
+              <w:bottom w:val="single" w:color="9AA1AC" w:sz="4"/>
+              <w:right w:val="single" w:color="9AA1AC" w:sz="4"/>
+            </w:tcBorders>
+            <w:tcMar>
+              <w:top w:type="dxa" w:w="60"/>
+              <w:left w:type="dxa" w:w="90"/>
+              <w:bottom w:type="dxa" w:w="60"/>
+              <w:right w:type="dxa" w:w="90"/>
+            </w:tcMar>
+          </w:tcPr>
+          <w:p>
+            <w:pPr>
+              <w:spacing w:after="40"/>
+            </w:pPr>
+            <w:r>
+              <w:rPr>
+                <w:sz w:val="18"/>
+                <w:szCs w:val="18"/>
+              </w:rPr>
+              <w:t xml:space="preserve">캐릭터 시안</w:t>
+            </w:r>
+          </w:p>
+        </w:tc>
+        <w:tc>
+          <w:tcPr>
+            <w:tcW w:type="dxa" w:w="3410"/>
+            <w:tcBorders>
+              <w:top w:val="single" w:color="9AA1AC" w:sz="4"/>
+              <w:left w:val="single" w:color="9AA1AC" w:sz="4"/>
+              <w:bottom w:val="single" w:color="9AA1AC" w:sz="4"/>
+              <w:right w:val="single" w:color="9AA1AC" w:sz="4"/>
+            </w:tcBorders>
+            <w:tcMar>
+              <w:top w:type="dxa" w:w="60"/>
+              <w:left w:type="dxa" w:w="90"/>
+              <w:bottom w:type="dxa" w:w="60"/>
+              <w:right w:type="dxa" w:w="90"/>
+            </w:tcMar>
+          </w:tcPr>
+          <w:p>
+            <w:pPr>
+              <w:spacing w:after="40"/>
+            </w:pPr>
+            <w:r>
+              <w:rPr>
+                <w:sz w:val="18"/>
+                <w:szCs w:val="18"/>
+              </w:rPr>
+              <w:t xml:space="preserve">전원 B안(도겸·유진·미란 이미지 확정, 세라·하린·혜숙은 B 방향으로 프롬프트 준비)</w:t>
+            </w:r>
+          </w:p>
+        </w:tc>
+        <w:tc>
+          <w:tcPr>
+            <w:tcW w:type="dxa" w:w="4650"/>
+            <w:tcBorders>
+              <w:top w:val="single" w:color="9AA1AC" w:sz="4"/>
+              <w:left w:val="single" w:color="9AA1AC" w:sz="4"/>
+              <w:bottom w:val="single" w:color="9AA1AC" w:sz="4"/>
+              <w:right w:val="single" w:color="9AA1AC" w:sz="4"/>
+            </w:tcBorders>
+            <w:tcMar>
+              <w:top w:type="dxa" w:w="60"/>
+              <w:left w:type="dxa" w:w="90"/>
+              <w:bottom w:type="dxa" w:w="60"/>
+              <w:right w:type="dxa" w:w="90"/>
+            </w:tcMar>
+          </w:tcPr>
+          <w:p>
+            <w:pPr>
+              <w:spacing w:after="40"/>
+            </w:pPr>
+            <w:r>
+              <w:rPr>
+                <w:sz w:val="18"/>
+                <w:szCs w:val="18"/>
+              </w:rPr>
+              <w:t xml:space="preserve">"B로 하자"</w:t>
+            </w:r>
+          </w:p>
+        </w:tc>
+        <w:tc>
+          <w:tcPr>
+            <w:tcW w:type="dxa" w:w="1240"/>
+            <w:tcBorders>
+              <w:top w:val="single" w:color="9AA1AC" w:sz="4"/>
+              <w:left w:val="single" w:color="9AA1AC" w:sz="4"/>
+              <w:bottom w:val="single" w:color="9AA1AC" w:sz="4"/>
+              <w:right w:val="single" w:color="9AA1AC" w:sz="4"/>
+            </w:tcBorders>
+            <w:tcMar>
+              <w:top w:type="dxa" w:w="60"/>
+              <w:left w:type="dxa" w:w="90"/>
+              <w:bottom w:type="dxa" w:w="60"/>
+              <w:right w:type="dxa" w:w="90"/>
+            </w:tcMar>
+          </w:tcPr>
+          <w:p>
+            <w:pPr>
+              <w:spacing w:after="40"/>
+            </w:pPr>
+            <w:r>
+              <w:rPr>
+                <w:sz w:val="18"/>
+                <w:szCs w:val="18"/>
+              </w:rPr>
+              <w:t xml:space="preserve">확정(세라·하린·혜숙은 이미지 생성 후 재확인)</w:t>
+            </w:r>
+          </w:p>
+        </w:tc>
+        <w:tc>
+          <w:tcPr>
+            <w:tcW w:type="dxa" w:w="1860"/>
+            <w:tcBorders>
+              <w:top w:val="single" w:color="9AA1AC" w:sz="4"/>
+              <w:left w:val="single" w:color="9AA1AC" w:sz="4"/>
+              <w:bottom w:val="single" w:color="9AA1AC" w:sz="4"/>
+              <w:right w:val="single" w:color="9AA1AC" w:sz="4"/>
+            </w:tcBorders>
+            <w:tcMar>
+              <w:top w:type="dxa" w:w="60"/>
+              <w:left w:type="dxa" w:w="90"/>
+              <w:bottom w:type="dxa" w:w="60"/>
+              <w:right w:type="dxa" w:w="90"/>
+            </w:tcMar>
+          </w:tcPr>
+          <w:p>
+            <w:pPr>
+              <w:spacing w:after="40"/>
+            </w:pPr>
+            <w:r>
+              <w:rPr>
+                <w:sz w:val="18"/>
+                <w:szCs w:val="18"/>
+              </w:rPr>
+              <w:t xml:space="preserve">2026-10-07</w:t>
+            </w:r>
+          </w:p>
+        </w:tc>
+      </w:tr>
+      <w:tr>
+        <w:trPr>
+          <w:cantSplit/>
+        </w:trPr>
+        <w:tc>
+          <w:tcPr>
+            <w:tcW w:type="dxa" w:w="1240"/>
+            <w:tcBorders>
+              <w:top w:val="single" w:color="9AA1AC" w:sz="4"/>
+              <w:left w:val="single" w:color="9AA1AC" w:sz="4"/>
+              <w:bottom w:val="single" w:color="9AA1AC" w:sz="4"/>
+              <w:right w:val="single" w:color="9AA1AC" w:sz="4"/>
+            </w:tcBorders>
+            <w:tcMar>
+              <w:top w:type="dxa" w:w="60"/>
+              <w:left w:type="dxa" w:w="90"/>
+              <w:bottom w:type="dxa" w:w="60"/>
+              <w:right w:type="dxa" w:w="90"/>
+            </w:tcMar>
+          </w:tcPr>
+          <w:p>
+            <w:pPr>
+              <w:spacing w:after="40"/>
+            </w:pPr>
+            <w:r>
+              <w:rPr>
+                <w:sz w:val="18"/>
+                <w:szCs w:val="18"/>
+              </w:rPr>
+              <w:t xml:space="preserve">G8</w:t>
+            </w:r>
+          </w:p>
+        </w:tc>
+        <w:tc>
+          <w:tcPr>
+            <w:tcW w:type="dxa" w:w="2170"/>
+            <w:tcBorders>
+              <w:top w:val="single" w:color="9AA1AC" w:sz="4"/>
+              <w:left w:val="single" w:color="9AA1AC" w:sz="4"/>
+              <w:bottom w:val="single" w:color="9AA1AC" w:sz="4"/>
+              <w:right w:val="single" w:color="9AA1AC" w:sz="4"/>
+            </w:tcBorders>
+            <w:tcMar>
+              <w:top w:type="dxa" w:w="60"/>
+              <w:left w:type="dxa" w:w="90"/>
+              <w:bottom w:type="dxa" w:w="60"/>
+              <w:right w:type="dxa" w:w="90"/>
+            </w:tcMar>
+          </w:tcPr>
+          <w:p>
+            <w:pPr>
+              <w:spacing w:after="40"/>
+            </w:pPr>
+            <w:r>
+              <w:rPr>
+                <w:sz w:val="18"/>
+                <w:szCs w:val="18"/>
+              </w:rPr>
+              <w:t xml:space="preserve">작화 방식</w:t>
+            </w:r>
+          </w:p>
+        </w:tc>
+        <w:tc>
+          <w:tcPr>
+            <w:tcW w:type="dxa" w:w="3410"/>
+            <w:tcBorders>
+              <w:top w:val="single" w:color="9AA1AC" w:sz="4"/>
+              <w:left w:val="single" w:color="9AA1AC" w:sz="4"/>
+              <w:bottom w:val="single" w:color="9AA1AC" w:sz="4"/>
+              <w:right w:val="single" w:color="9AA1AC" w:sz="4"/>
+            </w:tcBorders>
+            <w:tcMar>
+              <w:top w:type="dxa" w:w="60"/>
+              <w:left w:type="dxa" w:w="90"/>
+              <w:bottom w:type="dxa" w:w="60"/>
+              <w:right w:type="dxa" w:w="90"/>
+            </w:tcMar>
+          </w:tcPr>
+          <w:p>
+            <w:pPr>
+              <w:spacing w:after="40"/>
+            </w:pPr>
+            <w:r>
+              <w:rPr>
+                <w:sz w:val="18"/>
+                <w:szCs w:val="18"/>
+              </w:rPr>
+              <w:t xml:space="preserve">그림은 ChatGPT/Codex가 그림. Claude는 인계 패키지(LOCK·프롬프트·설정서·작업지침) 작성</w:t>
+            </w:r>
+          </w:p>
+        </w:tc>
+        <w:tc>
+          <w:tcPr>
+            <w:tcW w:type="dxa" w:w="4650"/>
+            <w:tcBorders>
+              <w:top w:val="single" w:color="9AA1AC" w:sz="4"/>
+              <w:left w:val="single" w:color="9AA1AC" w:sz="4"/>
+              <w:bottom w:val="single" w:color="9AA1AC" w:sz="4"/>
+              <w:right w:val="single" w:color="9AA1AC" w:sz="4"/>
+            </w:tcBorders>
+            <w:tcMar>
+              <w:top w:type="dxa" w:w="60"/>
+              <w:left w:type="dxa" w:w="90"/>
+              <w:bottom w:type="dxa" w:w="60"/>
+              <w:right w:type="dxa" w:w="90"/>
+            </w:tcMar>
+          </w:tcPr>
+          <w:p>
+            <w:pPr>
+              <w:spacing w:after="40"/>
+            </w:pPr>
+            <w:r>
+              <w:rPr>
+                <w:sz w:val="18"/>
+                <w:szCs w:val="18"/>
+              </w:rPr>
+              <w:t xml:space="preserve">"그리는건 chatgpt 혹은 codex에"</w:t>
+            </w:r>
+          </w:p>
+        </w:tc>
+        <w:tc>
+          <w:tcPr>
+            <w:tcW w:type="dxa" w:w="1240"/>
+            <w:tcBorders>
+              <w:top w:val="single" w:color="9AA1AC" w:sz="4"/>
+              <w:left w:val="single" w:color="9AA1AC" w:sz="4"/>
+              <w:bottom w:val="single" w:color="9AA1AC" w:sz="4"/>
+              <w:right w:val="single" w:color="9AA1AC" w:sz="4"/>
+            </w:tcBorders>
+            <w:tcMar>
+              <w:top w:type="dxa" w:w="60"/>
+              <w:left w:type="dxa" w:w="90"/>
+              <w:bottom w:type="dxa" w:w="60"/>
+              <w:right w:type="dxa" w:w="90"/>
+            </w:tcMar>
+          </w:tcPr>
+          <w:p>
+            <w:pPr>
+              <w:spacing w:after="40"/>
+            </w:pPr>
+            <w:r>
+              <w:rPr>
+                <w:sz w:val="18"/>
+                <w:szCs w:val="18"/>
+              </w:rPr>
+              <w:t xml:space="preserve">확정</w:t>
+            </w:r>
+          </w:p>
+        </w:tc>
+        <w:tc>
+          <w:tcPr>
+            <w:tcW w:type="dxa" w:w="1860"/>
+            <w:tcBorders>
+              <w:top w:val="single" w:color="9AA1AC" w:sz="4"/>
+              <w:left w:val="single" w:color="9AA1AC" w:sz="4"/>
+              <w:bottom w:val="single" w:color="9AA1AC" w:sz="4"/>
+              <w:right w:val="single" w:color="9AA1AC" w:sz="4"/>
+            </w:tcBorders>
+            <w:tcMar>
+              <w:top w:type="dxa" w:w="60"/>
+              <w:left w:type="dxa" w:w="90"/>
+              <w:bottom w:type="dxa" w:w="60"/>
+              <w:right w:type="dxa" w:w="90"/>
+            </w:tcMar>
+          </w:tcPr>
+          <w:p>
+            <w:pPr>
+              <w:spacing w:after="40"/>
+            </w:pPr>
+            <w:r>
+              <w:rPr>
+                <w:sz w:val="18"/>
+                <w:szCs w:val="18"/>
+              </w:rPr>
+              <w:t xml:space="preserve">2026-10-07</w:t>
+            </w:r>
+          </w:p>
+        </w:tc>
+      </w:tr>
+      <w:tr>
+        <w:trPr>
+          <w:cantSplit/>
+        </w:trPr>
+        <w:tc>
+          <w:tcPr>
+            <w:tcW w:type="dxa" w:w="1240"/>
+            <w:tcBorders>
+              <w:top w:val="single" w:color="9AA1AC" w:sz="4"/>
+              <w:left w:val="single" w:color="9AA1AC" w:sz="4"/>
+              <w:bottom w:val="single" w:color="9AA1AC" w:sz="4"/>
+              <w:right w:val="single" w:color="9AA1AC" w:sz="4"/>
+            </w:tcBorders>
+            <w:tcMar>
+              <w:top w:type="dxa" w:w="60"/>
+              <w:left w:type="dxa" w:w="90"/>
+              <w:bottom w:type="dxa" w:w="60"/>
+              <w:right w:type="dxa" w:w="90"/>
+            </w:tcMar>
+          </w:tcPr>
+          <w:p>
+            <w:pPr>
+              <w:spacing w:after="40"/>
+            </w:pPr>
+            <w:r>
+              <w:rPr>
+                <w:sz w:val="18"/>
+                <w:szCs w:val="18"/>
+              </w:rPr>
+              <w:t xml:space="preserve">G9</w:t>
+            </w:r>
+          </w:p>
+        </w:tc>
+        <w:tc>
+          <w:tcPr>
+            <w:tcW w:type="dxa" w:w="2170"/>
+            <w:tcBorders>
+              <w:top w:val="single" w:color="9AA1AC" w:sz="4"/>
+              <w:left w:val="single" w:color="9AA1AC" w:sz="4"/>
+              <w:bottom w:val="single" w:color="9AA1AC" w:sz="4"/>
+              <w:right w:val="single" w:color="9AA1AC" w:sz="4"/>
+            </w:tcBorders>
+            <w:tcMar>
+              <w:top w:type="dxa" w:w="60"/>
+              <w:left w:type="dxa" w:w="90"/>
+              <w:bottom w:type="dxa" w:w="60"/>
+              <w:right w:type="dxa" w:w="90"/>
+            </w:tcMar>
+          </w:tcPr>
+          <w:p>
+            <w:pPr>
+              <w:spacing w:after="40"/>
+            </w:pPr>
+            <w:r>
+              <w:rPr>
+                <w:sz w:val="18"/>
+                <w:szCs w:val="18"/>
+              </w:rPr>
+              <w:t xml:space="preserve">웹툰 콘티</w:t>
+            </w:r>
+          </w:p>
+        </w:tc>
+        <w:tc>
+          <w:tcPr>
+            <w:tcW w:type="dxa" w:w="3410"/>
+            <w:tcBorders>
+              <w:top w:val="single" w:color="9AA1AC" w:sz="4"/>
+              <w:left w:val="single" w:color="9AA1AC" w:sz="4"/>
+              <w:bottom w:val="single" w:color="9AA1AC" w:sz="4"/>
+              <w:right w:val="single" w:color="9AA1AC" w:sz="4"/>
+            </w:tcBorders>
+            <w:tcMar>
+              <w:top w:type="dxa" w:w="60"/>
+              <w:left w:type="dxa" w:w="90"/>
+              <w:bottom w:type="dxa" w:w="60"/>
+              <w:right w:type="dxa" w:w="90"/>
+            </w:tcMar>
+          </w:tcPr>
+          <w:p>
+            <w:pPr>
+              <w:spacing w:after="40"/>
+            </w:pPr>
+            <w:r>
+              <w:rPr>
+                <w:sz w:val="18"/>
+                <w:szCs w:val="18"/>
+              </w:rPr>
+              <w:t xml:space="preserve">6화 571컷(본편 568 + 표지 3), 회차당 94~95컷, SPEC 세분화판 5열 표. 원작 대사 전수 수록(자동 대조 누락 0)</w:t>
+            </w:r>
+          </w:p>
+        </w:tc>
+        <w:tc>
+          <w:tcPr>
+            <w:tcW w:type="dxa" w:w="4650"/>
+            <w:tcBorders>
+              <w:top w:val="single" w:color="9AA1AC" w:sz="4"/>
+              <w:left w:val="single" w:color="9AA1AC" w:sz="4"/>
+              <w:bottom w:val="single" w:color="9AA1AC" w:sz="4"/>
+              <w:right w:val="single" w:color="9AA1AC" w:sz="4"/>
+            </w:tcBorders>
+            <w:tcMar>
+              <w:top w:type="dxa" w:w="60"/>
+              <w:left w:type="dxa" w:w="90"/>
+              <w:bottom w:type="dxa" w:w="60"/>
+              <w:right w:type="dxa" w:w="90"/>
+            </w:tcMar>
+          </w:tcPr>
+          <w:p>
+            <w:pPr>
+              <w:spacing w:after="40"/>
+            </w:pPr>
+            <w:r>
+              <w:rPr>
+                <w:sz w:val="18"/>
+                <w:szCs w:val="18"/>
+              </w:rPr>
+              <w:t xml:space="preserve">"G9 콘티부터 이어서" · "끝까지 진행해"</w:t>
+            </w:r>
+          </w:p>
+        </w:tc>
+        <w:tc>
+          <w:tcPr>
+            <w:tcW w:type="dxa" w:w="1240"/>
+            <w:tcBorders>
+              <w:top w:val="single" w:color="9AA1AC" w:sz="4"/>
+              <w:left w:val="single" w:color="9AA1AC" w:sz="4"/>
+              <w:bottom w:val="single" w:color="9AA1AC" w:sz="4"/>
+              <w:right w:val="single" w:color="9AA1AC" w:sz="4"/>
+            </w:tcBorders>
+            <w:tcMar>
+              <w:top w:type="dxa" w:w="60"/>
+              <w:left w:type="dxa" w:w="90"/>
+              <w:bottom w:type="dxa" w:w="60"/>
+              <w:right w:type="dxa" w:w="90"/>
+            </w:tcMar>
+          </w:tcPr>
+          <w:p>
+            <w:pPr>
+              <w:spacing w:after="40"/>
+            </w:pPr>
+            <w:r>
+              <w:rPr>
+                <w:sz w:val="18"/>
+                <w:szCs w:val="18"/>
+              </w:rPr>
+              <w:t xml:space="preserve">작성 완료(사용자 검토 전)</w:t>
+            </w:r>
+          </w:p>
+        </w:tc>
+        <w:tc>
+          <w:tcPr>
+            <w:tcW w:type="dxa" w:w="1860"/>
+            <w:tcBorders>
+              <w:top w:val="single" w:color="9AA1AC" w:sz="4"/>
+              <w:left w:val="single" w:color="9AA1AC" w:sz="4"/>
+              <w:bottom w:val="single" w:color="9AA1AC" w:sz="4"/>
+              <w:right w:val="single" w:color="9AA1AC" w:sz="4"/>
+            </w:tcBorders>
+            <w:tcMar>
+              <w:top w:type="dxa" w:w="60"/>
+              <w:left w:type="dxa" w:w="90"/>
+              <w:bottom w:type="dxa" w:w="60"/>
+              <w:right w:type="dxa" w:w="90"/>
+            </w:tcMar>
+          </w:tcPr>
+          <w:p>
+            <w:pPr>
+              <w:spacing w:after="40"/>
+            </w:pPr>
+            <w:r>
+              <w:rPr>
+                <w:sz w:val="18"/>
+                <w:szCs w:val="18"/>
+              </w:rPr>
+              <w:t xml:space="preserve">2026-10-07</w:t>
+            </w:r>
+          </w:p>
+        </w:tc>
+      </w:tr>
+      <w:tr>
+        <w:trPr>
+          <w:cantSplit/>
+        </w:trPr>
+        <w:tc>
+          <w:tcPr>
+            <w:tcW w:type="dxa" w:w="1240"/>
+            <w:tcBorders>
+              <w:top w:val="single" w:color="9AA1AC" w:sz="4"/>
+              <w:left w:val="single" w:color="9AA1AC" w:sz="4"/>
+              <w:bottom w:val="single" w:color="9AA1AC" w:sz="4"/>
+              <w:right w:val="single" w:color="9AA1AC" w:sz="4"/>
+            </w:tcBorders>
+            <w:tcMar>
+              <w:top w:type="dxa" w:w="60"/>
+              <w:left w:type="dxa" w:w="90"/>
+              <w:bottom w:type="dxa" w:w="60"/>
+              <w:right w:type="dxa" w:w="90"/>
+            </w:tcMar>
+          </w:tcPr>
+          <w:p>
+            <w:pPr>
+              <w:spacing w:after="40"/>
+            </w:pPr>
+            <w:r>
+              <w:rPr>
+                <w:sz w:val="18"/>
+                <w:szCs w:val="18"/>
+              </w:rPr>
+              <w:t xml:space="preserve">G9</w:t>
+            </w:r>
+          </w:p>
+        </w:tc>
+        <w:tc>
+          <w:tcPr>
+            <w:tcW w:type="dxa" w:w="2170"/>
+            <w:tcBorders>
+              <w:top w:val="single" w:color="9AA1AC" w:sz="4"/>
+              <w:left w:val="single" w:color="9AA1AC" w:sz="4"/>
+              <w:bottom w:val="single" w:color="9AA1AC" w:sz="4"/>
+              <w:right w:val="single" w:color="9AA1AC" w:sz="4"/>
+            </w:tcBorders>
+            <w:tcMar>
+              <w:top w:type="dxa" w:w="60"/>
+              <w:left w:type="dxa" w:w="90"/>
+              <w:bottom w:type="dxa" w:w="60"/>
+              <w:right w:type="dxa" w:w="90"/>
+            </w:tcMar>
+          </w:tcPr>
+          <w:p>
+            <w:pPr>
+              <w:spacing w:after="40"/>
+            </w:pPr>
+            <w:r>
+              <w:rPr>
+                <w:sz w:val="18"/>
+                <w:szCs w:val="18"/>
+              </w:rPr>
+              <w:t xml:space="preserve">수위 검수</w:t>
+            </w:r>
+          </w:p>
+        </w:tc>
+        <w:tc>
+          <w:tcPr>
+            <w:tcW w:type="dxa" w:w="3410"/>
+            <w:tcBorders>
+              <w:top w:val="single" w:color="9AA1AC" w:sz="4"/>
+              <w:left w:val="single" w:color="9AA1AC" w:sz="4"/>
+              <w:bottom w:val="single" w:color="9AA1AC" w:sz="4"/>
+              <w:right w:val="single" w:color="9AA1AC" w:sz="4"/>
+            </w:tcBorders>
+            <w:tcMar>
+              <w:top w:type="dxa" w:w="60"/>
+              <w:left w:type="dxa" w:w="90"/>
+              <w:bottom w:type="dxa" w:w="60"/>
+              <w:right w:type="dxa" w:w="90"/>
+            </w:tcMar>
+          </w:tcPr>
+          <w:p>
+            <w:pPr>
+              <w:spacing w:after="40"/>
+            </w:pPr>
+            <w:r>
+              <w:rPr>
+                <w:sz w:val="18"/>
+                <w:szCs w:val="18"/>
+              </w:rPr>
+              <w:t xml:space="preserve">별도 검수 에이전트 지적 반영: 필수 1건(2-056·4-050 거울 구도), 권장 21건(가림 문구), 하린 장면 메모 4곳에 성인 표현 지시. 하린 란제리는 바이블 693행(면 화이트) 유지</w:t>
+            </w:r>
+          </w:p>
+        </w:tc>
+        <w:tc>
+          <w:tcPr>
+            <w:tcW w:type="dxa" w:w="4650"/>
+            <w:tcBorders>
+              <w:top w:val="single" w:color="9AA1AC" w:sz="4"/>
+              <w:left w:val="single" w:color="9AA1AC" w:sz="4"/>
+              <w:bottom w:val="single" w:color="9AA1AC" w:sz="4"/>
+              <w:right w:val="single" w:color="9AA1AC" w:sz="4"/>
+            </w:tcBorders>
+            <w:tcMar>
+              <w:top w:type="dxa" w:w="60"/>
+              <w:left w:type="dxa" w:w="90"/>
+              <w:bottom w:type="dxa" w:w="60"/>
+              <w:right w:type="dxa" w:w="90"/>
+            </w:tcMar>
+          </w:tcPr>
+          <w:p>
+            <w:pPr>
+              <w:spacing w:after="40"/>
+            </w:pPr>
+            <w:r>
+              <w:rPr>
+                <w:sz w:val="18"/>
+                <w:szCs w:val="18"/>
+              </w:rPr>
+              <w:t xml:space="preserve">CONTINUE.md '별도 검수 에이전트'</w:t>
+            </w:r>
+          </w:p>
+        </w:tc>
+        <w:tc>
+          <w:tcPr>
+            <w:tcW w:type="dxa" w:w="1240"/>
+            <w:tcBorders>
+              <w:top w:val="single" w:color="9AA1AC" w:sz="4"/>
+              <w:left w:val="single" w:color="9AA1AC" w:sz="4"/>
+              <w:bottom w:val="single" w:color="9AA1AC" w:sz="4"/>
+              <w:right w:val="single" w:color="9AA1AC" w:sz="4"/>
+            </w:tcBorders>
+            <w:tcMar>
+              <w:top w:type="dxa" w:w="60"/>
+              <w:left w:type="dxa" w:w="90"/>
+              <w:bottom w:type="dxa" w:w="60"/>
+              <w:right w:type="dxa" w:w="90"/>
+            </w:tcMar>
+          </w:tcPr>
+          <w:p>
+            <w:pPr>
+              <w:spacing w:after="40"/>
+            </w:pPr>
+            <w:r>
+              <w:rPr>
+                <w:sz w:val="18"/>
+                <w:szCs w:val="18"/>
+              </w:rPr>
+              <w:t xml:space="preserve">확정</w:t>
+            </w:r>
+          </w:p>
+        </w:tc>
+        <w:tc>
+          <w:tcPr>
+            <w:tcW w:type="dxa" w:w="1860"/>
+            <w:tcBorders>
+              <w:top w:val="single" w:color="9AA1AC" w:sz="4"/>
+              <w:left w:val="single" w:color="9AA1AC" w:sz="4"/>
+              <w:bottom w:val="single" w:color="9AA1AC" w:sz="4"/>
+              <w:right w:val="single" w:color="9AA1AC" w:sz="4"/>
+            </w:tcBorders>
+            <w:tcMar>
+              <w:top w:type="dxa" w:w="60"/>
+              <w:left w:type="dxa" w:w="90"/>
+              <w:bottom w:type="dxa" w:w="60"/>
+              <w:right w:type="dxa" w:w="90"/>
+            </w:tcMar>
+          </w:tcPr>
+          <w:p>
+            <w:pPr>
+              <w:spacing w:after="40"/>
+            </w:pPr>
+            <w:r>
+              <w:rPr>
+                <w:sz w:val="18"/>
+                <w:szCs w:val="18"/>
+              </w:rPr>
+              <w:t xml:space="preserve">2026-10-07</w:t>
+            </w:r>
+          </w:p>
+        </w:tc>
+      </w:tr>
+      <w:tr>
+        <w:trPr>
+          <w:cantSplit/>
+        </w:trPr>
+        <w:tc>
+          <w:tcPr>
+            <w:tcW w:type="dxa" w:w="1240"/>
+            <w:tcBorders>
+              <w:top w:val="single" w:color="9AA1AC" w:sz="4"/>
+              <w:left w:val="single" w:color="9AA1AC" w:sz="4"/>
+              <w:bottom w:val="single" w:color="9AA1AC" w:sz="4"/>
+              <w:right w:val="single" w:color="9AA1AC" w:sz="4"/>
+            </w:tcBorders>
+            <w:tcMar>
+              <w:top w:type="dxa" w:w="60"/>
+              <w:left w:type="dxa" w:w="90"/>
+              <w:bottom w:type="dxa" w:w="60"/>
+              <w:right w:type="dxa" w:w="90"/>
+            </w:tcMar>
+          </w:tcPr>
+          <w:p>
+            <w:pPr>
+              <w:spacing w:after="40"/>
+            </w:pPr>
+            <w:r>
+              <w:rPr>
+                <w:sz w:val="18"/>
+                <w:szCs w:val="18"/>
+              </w:rPr>
+              <w:t xml:space="preserve">G9</w:t>
+            </w:r>
+          </w:p>
+        </w:tc>
+        <w:tc>
+          <w:tcPr>
+            <w:tcW w:type="dxa" w:w="2170"/>
+            <w:tcBorders>
+              <w:top w:val="single" w:color="9AA1AC" w:sz="4"/>
+              <w:left w:val="single" w:color="9AA1AC" w:sz="4"/>
+              <w:bottom w:val="single" w:color="9AA1AC" w:sz="4"/>
+              <w:right w:val="single" w:color="9AA1AC" w:sz="4"/>
+            </w:tcBorders>
+            <w:tcMar>
+              <w:top w:type="dxa" w:w="60"/>
+              <w:left w:type="dxa" w:w="90"/>
+              <w:bottom w:type="dxa" w:w="60"/>
+              <w:right w:type="dxa" w:w="90"/>
+            </w:tcMar>
+          </w:tcPr>
+          <w:p>
+            <w:pPr>
+              <w:spacing w:after="40"/>
+            </w:pPr>
+            <w:r>
+              <w:rPr>
+                <w:sz w:val="18"/>
+                <w:szCs w:val="18"/>
+              </w:rPr>
+              <w:t xml:space="preserve">6화 마지막 컷</w:t>
+            </w:r>
+          </w:p>
+        </w:tc>
+        <w:tc>
+          <w:tcPr>
+            <w:tcW w:type="dxa" w:w="3410"/>
+            <w:tcBorders>
+              <w:top w:val="single" w:color="9AA1AC" w:sz="4"/>
+              <w:left w:val="single" w:color="9AA1AC" w:sz="4"/>
+              <w:bottom w:val="single" w:color="9AA1AC" w:sz="4"/>
+              <w:right w:val="single" w:color="9AA1AC" w:sz="4"/>
+            </w:tcBorders>
+            <w:tcMar>
+              <w:top w:type="dxa" w:w="60"/>
+              <w:left w:type="dxa" w:w="90"/>
+              <w:bottom w:type="dxa" w:w="60"/>
+              <w:right w:type="dxa" w:w="90"/>
+            </w:tcMar>
+          </w:tcPr>
+          <w:p>
+            <w:pPr>
+              <w:spacing w:after="40"/>
+            </w:pPr>
+            <w:r>
+              <w:rPr>
+                <w:sz w:val="18"/>
+                <w:szCs w:val="18"/>
+              </w:rPr>
+              <w:t xml:space="preserve">"이 단지, 우리 아버지가 지었어요." 뒤의 원작 "어머, 정말요?"와 마지막 내레이션까지 수록</w:t>
+            </w:r>
+          </w:p>
+        </w:tc>
+        <w:tc>
+          <w:tcPr>
+            <w:tcW w:type="dxa" w:w="4650"/>
+            <w:tcBorders>
+              <w:top w:val="single" w:color="9AA1AC" w:sz="4"/>
+              <w:left w:val="single" w:color="9AA1AC" w:sz="4"/>
+              <w:bottom w:val="single" w:color="9AA1AC" w:sz="4"/>
+              <w:right w:val="single" w:color="9AA1AC" w:sz="4"/>
+            </w:tcBorders>
+            <w:tcMar>
+              <w:top w:type="dxa" w:w="60"/>
+              <w:left w:type="dxa" w:w="90"/>
+              <w:bottom w:type="dxa" w:w="60"/>
+              <w:right w:type="dxa" w:w="90"/>
+            </w:tcMar>
+          </w:tcPr>
+          <w:p>
+            <w:pPr>
+              <w:spacing w:after="40"/>
+            </w:pPr>
+            <w:r>
+              <w:rPr>
+                <w:sz w:val="18"/>
+                <w:szCs w:val="18"/>
+              </w:rPr>
+              <w:t xml:space="preserve">원작 대사 원문 우선 규칙(SPEC)</w:t>
+            </w:r>
+          </w:p>
+        </w:tc>
+        <w:tc>
+          <w:tcPr>
+            <w:tcW w:type="dxa" w:w="1240"/>
+            <w:tcBorders>
+              <w:top w:val="single" w:color="9AA1AC" w:sz="4"/>
+              <w:left w:val="single" w:color="9AA1AC" w:sz="4"/>
+              <w:bottom w:val="single" w:color="9AA1AC" w:sz="4"/>
+              <w:right w:val="single" w:color="9AA1AC" w:sz="4"/>
+            </w:tcBorders>
+            <w:tcMar>
+              <w:top w:type="dxa" w:w="60"/>
+              <w:left w:type="dxa" w:w="90"/>
+              <w:bottom w:type="dxa" w:w="60"/>
+              <w:right w:type="dxa" w:w="90"/>
+            </w:tcMar>
+          </w:tcPr>
+          <w:p>
+            <w:pPr>
+              <w:spacing w:after="40"/>
+            </w:pPr>
+            <w:r>
+              <w:rPr>
+                <w:sz w:val="18"/>
+                <w:szCs w:val="18"/>
+              </w:rPr>
+              <w:t xml:space="preserve">잠정</w:t>
+            </w:r>
+          </w:p>
+        </w:tc>
+        <w:tc>
+          <w:tcPr>
+            <w:tcW w:type="dxa" w:w="1860"/>
+            <w:tcBorders>
+              <w:top w:val="single" w:color="9AA1AC" w:sz="4"/>
+              <w:left w:val="single" w:color="9AA1AC" w:sz="4"/>
+              <w:bottom w:val="single" w:color="9AA1AC" w:sz="4"/>
+              <w:right w:val="single" w:color="9AA1AC" w:sz="4"/>
+            </w:tcBorders>
+            <w:tcMar>
+              <w:top w:type="dxa" w:w="60"/>
+              <w:left w:type="dxa" w:w="90"/>
+              <w:bottom w:type="dxa" w:w="60"/>
+              <w:right w:type="dxa" w:w="90"/>
+            </w:tcMar>
+          </w:tcPr>
+          <w:p>
+            <w:pPr>
+              <w:spacing w:after="40"/>
+            </w:pPr>
+            <w:r>
+              <w:rPr>
+                <w:sz w:val="18"/>
+                <w:szCs w:val="18"/>
+              </w:rPr>
+              <w:t xml:space="preserve">2026-10-07</w:t>
+            </w:r>
+          </w:p>
+        </w:tc>
+      </w:tr>
+      <w:tr>
+        <w:trPr>
+          <w:cantSplit/>
+        </w:trPr>
+        <w:tc>
+          <w:tcPr>
+            <w:tcW w:type="dxa" w:w="1240"/>
+            <w:tcBorders>
+              <w:top w:val="single" w:color="9AA1AC" w:sz="4"/>
+              <w:left w:val="single" w:color="9AA1AC" w:sz="4"/>
+              <w:bottom w:val="single" w:color="9AA1AC" w:sz="4"/>
+              <w:right w:val="single" w:color="9AA1AC" w:sz="4"/>
+            </w:tcBorders>
+            <w:tcMar>
+              <w:top w:type="dxa" w:w="60"/>
+              <w:left w:type="dxa" w:w="90"/>
+              <w:bottom w:type="dxa" w:w="60"/>
+              <w:right w:type="dxa" w:w="90"/>
+            </w:tcMar>
+          </w:tcPr>
+          <w:p>
+            <w:pPr>
+              <w:spacing w:after="40"/>
+            </w:pPr>
+            <w:r>
+              <w:rPr>
+                <w:sz w:val="18"/>
+                <w:szCs w:val="18"/>
+              </w:rPr>
+              <w:t xml:space="preserve">G9</w:t>
+            </w:r>
+          </w:p>
+        </w:tc>
+        <w:tc>
+          <w:tcPr>
+            <w:tcW w:type="dxa" w:w="2170"/>
+            <w:tcBorders>
+              <w:top w:val="single" w:color="9AA1AC" w:sz="4"/>
+              <w:left w:val="single" w:color="9AA1AC" w:sz="4"/>
+              <w:bottom w:val="single" w:color="9AA1AC" w:sz="4"/>
+              <w:right w:val="single" w:color="9AA1AC" w:sz="4"/>
+            </w:tcBorders>
+            <w:tcMar>
+              <w:top w:type="dxa" w:w="60"/>
+              <w:left w:type="dxa" w:w="90"/>
+              <w:bottom w:type="dxa" w:w="60"/>
+              <w:right w:type="dxa" w:w="90"/>
+            </w:tcMar>
+          </w:tcPr>
+          <w:p>
+            <w:pPr>
+              <w:spacing w:after="40"/>
+            </w:pPr>
+            <w:r>
+              <w:rPr>
+                <w:sz w:val="18"/>
+                <w:szCs w:val="18"/>
+              </w:rPr>
+              <w:t xml:space="preserve">장면 컷 수 예외</w:t>
+            </w:r>
+          </w:p>
+        </w:tc>
+        <w:tc>
+          <w:tcPr>
+            <w:tcW w:type="dxa" w:w="3410"/>
+            <w:tcBorders>
+              <w:top w:val="single" w:color="9AA1AC" w:sz="4"/>
+              <w:left w:val="single" w:color="9AA1AC" w:sz="4"/>
+              <w:bottom w:val="single" w:color="9AA1AC" w:sz="4"/>
+              <w:right w:val="single" w:color="9AA1AC" w:sz="4"/>
+            </w:tcBorders>
+            <w:tcMar>
+              <w:top w:type="dxa" w:w="60"/>
+              <w:left w:type="dxa" w:w="90"/>
+              <w:bottom w:type="dxa" w:w="60"/>
+              <w:right w:type="dxa" w:w="90"/>
+            </w:tcMar>
+          </w:tcPr>
+          <w:p>
+            <w:pPr>
+              <w:spacing w:after="40"/>
+            </w:pPr>
+            <w:r>
+              <w:rPr>
+                <w:sz w:val="18"/>
+                <w:szCs w:val="18"/>
+              </w:rPr>
+              <w:t xml:space="preserve">4화 S#16 18컷, 6화 S#11 14컷(규격 4~10컷 초과, 다섯 진술·클라이맥스)</w:t>
+            </w:r>
+          </w:p>
+        </w:tc>
+        <w:tc>
+          <w:tcPr>
+            <w:tcW w:type="dxa" w:w="4650"/>
+            <w:tcBorders>
+              <w:top w:val="single" w:color="9AA1AC" w:sz="4"/>
+              <w:left w:val="single" w:color="9AA1AC" w:sz="4"/>
+              <w:bottom w:val="single" w:color="9AA1AC" w:sz="4"/>
+              <w:right w:val="single" w:color="9AA1AC" w:sz="4"/>
+            </w:tcBorders>
+            <w:tcMar>
+              <w:top w:type="dxa" w:w="60"/>
+              <w:left w:type="dxa" w:w="90"/>
+              <w:bottom w:type="dxa" w:w="60"/>
+              <w:right w:type="dxa" w:w="90"/>
+            </w:tcMar>
+          </w:tcPr>
+          <w:p>
+            <w:pPr>
+              <w:spacing w:after="40"/>
+            </w:pPr>
+            <w:r>
+              <w:rPr>
+                <w:sz w:val="18"/>
+                <w:szCs w:val="18"/>
+              </w:rPr>
+              <w:t xml:space="preserve">작성 에이전트 판단</w:t>
+            </w:r>
+          </w:p>
+        </w:tc>
+        <w:tc>
+          <w:tcPr>
+            <w:tcW w:type="dxa" w:w="1240"/>
+            <w:tcBorders>
+              <w:top w:val="single" w:color="9AA1AC" w:sz="4"/>
+              <w:left w:val="single" w:color="9AA1AC" w:sz="4"/>
+              <w:bottom w:val="single" w:color="9AA1AC" w:sz="4"/>
+              <w:right w:val="single" w:color="9AA1AC" w:sz="4"/>
+            </w:tcBorders>
+            <w:tcMar>
+              <w:top w:type="dxa" w:w="60"/>
+              <w:left w:type="dxa" w:w="90"/>
+              <w:bottom w:type="dxa" w:w="60"/>
+              <w:right w:type="dxa" w:w="90"/>
+            </w:tcMar>
+          </w:tcPr>
+          <w:p>
+            <w:pPr>
+              <w:spacing w:after="40"/>
+            </w:pPr>
+            <w:r>
+              <w:rPr>
+                <w:sz w:val="18"/>
+                <w:szCs w:val="18"/>
+              </w:rPr>
+              <w:t xml:space="preserve">잠정</w:t>
+            </w:r>
+          </w:p>
+        </w:tc>
+        <w:tc>
+          <w:tcPr>
+            <w:tcW w:type="dxa" w:w="1860"/>
+            <w:tcBorders>
+              <w:top w:val="single" w:color="9AA1AC" w:sz="4"/>
+              <w:left w:val="single" w:color="9AA1AC" w:sz="4"/>
+              <w:bottom w:val="single" w:color="9AA1AC" w:sz="4"/>
+              <w:right w:val="single" w:color="9AA1AC" w:sz="4"/>
+            </w:tcBorders>
+            <w:tcMar>
+              <w:top w:type="dxa" w:w="60"/>
+              <w:left w:type="dxa" w:w="90"/>
+              <w:bottom w:type="dxa" w:w="60"/>
+              <w:right w:type="dxa" w:w="90"/>
+            </w:tcMar>
+          </w:tcPr>
+          <w:p>
+            <w:pPr>
+              <w:spacing w:after="40"/>
+            </w:pPr>
+            <w:r>
+              <w:rPr>
+                <w:sz w:val="18"/>
+                <w:szCs w:val="18"/>
+              </w:rPr>
+              <w:t xml:space="preserve">2026-10-07</w:t>
+            </w:r>
+          </w:p>
+        </w:tc>
+      </w:tr>
+      <w:tr>
+        <w:trPr>
+          <w:cantSplit/>
+        </w:trPr>
+        <w:tc>
+          <w:tcPr>
+            <w:tcW w:type="dxa" w:w="1240"/>
+            <w:tcBorders>
+              <w:top w:val="single" w:color="9AA1AC" w:sz="4"/>
+              <w:left w:val="single" w:color="9AA1AC" w:sz="4"/>
+              <w:bottom w:val="single" w:color="9AA1AC" w:sz="4"/>
+              <w:right w:val="single" w:color="9AA1AC" w:sz="4"/>
+            </w:tcBorders>
+            <w:tcMar>
+              <w:top w:type="dxa" w:w="60"/>
+              <w:left w:type="dxa" w:w="90"/>
+              <w:bottom w:type="dxa" w:w="60"/>
+              <w:right w:type="dxa" w:w="90"/>
+            </w:tcMar>
+          </w:tcPr>
+          <w:p>
+            <w:pPr>
+              <w:spacing w:after="40"/>
+            </w:pPr>
+            <w:r>
+              <w:rPr>
+                <w:sz w:val="18"/>
+                <w:szCs w:val="18"/>
+              </w:rPr>
+              <w:t xml:space="preserve">G9</w:t>
+            </w:r>
+          </w:p>
+        </w:tc>
+        <w:tc>
+          <w:tcPr>
+            <w:tcW w:type="dxa" w:w="2170"/>
+            <w:tcBorders>
+              <w:top w:val="single" w:color="9AA1AC" w:sz="4"/>
+              <w:left w:val="single" w:color="9AA1AC" w:sz="4"/>
+              <w:bottom w:val="single" w:color="9AA1AC" w:sz="4"/>
+              <w:right w:val="single" w:color="9AA1AC" w:sz="4"/>
+            </w:tcBorders>
+            <w:tcMar>
+              <w:top w:type="dxa" w:w="60"/>
+              <w:left w:type="dxa" w:w="90"/>
+              <w:bottom w:type="dxa" w:w="60"/>
+              <w:right w:type="dxa" w:w="90"/>
+            </w:tcMar>
+          </w:tcPr>
+          <w:p>
+            <w:pPr>
+              <w:spacing w:after="40"/>
+            </w:pPr>
+            <w:r>
+              <w:rPr>
+                <w:sz w:val="18"/>
+                <w:szCs w:val="18"/>
+              </w:rPr>
+              <w:t xml:space="preserve">킷</w:t>
+            </w:r>
+          </w:p>
+        </w:tc>
+        <w:tc>
+          <w:tcPr>
+            <w:tcW w:type="dxa" w:w="3410"/>
+            <w:tcBorders>
+              <w:top w:val="single" w:color="9AA1AC" w:sz="4"/>
+              <w:left w:val="single" w:color="9AA1AC" w:sz="4"/>
+              <w:bottom w:val="single" w:color="9AA1AC" w:sz="4"/>
+              <w:right w:val="single" w:color="9AA1AC" w:sz="4"/>
+            </w:tcBorders>
+            <w:tcMar>
+              <w:top w:type="dxa" w:w="60"/>
+              <w:left w:type="dxa" w:w="90"/>
+              <w:bottom w:type="dxa" w:w="60"/>
+              <w:right w:type="dxa" w:w="90"/>
+            </w:tcMar>
+          </w:tcPr>
+          <w:p>
+            <w:pPr>
+              <w:spacing w:after="40"/>
+            </w:pPr>
+            <w:r>
+              <w:rPr>
+                <w:sz w:val="18"/>
+                <w:szCs w:val="18"/>
+              </w:rPr>
+              <w:t xml:space="preserve">storyboard/를 킷 루트로: 컷 571개 프롬프트(트랙2 자동 전환, 연출 메모·SET LOCK·CHARACTER LOCK 자동 첨부, 아동 장면 child_present 규칙), 썸네일은 그리지 않음</w:t>
+            </w:r>
+          </w:p>
+        </w:tc>
+        <w:tc>
+          <w:tcPr>
+            <w:tcW w:type="dxa" w:w="4650"/>
+            <w:tcBorders>
+              <w:top w:val="single" w:color="9AA1AC" w:sz="4"/>
+              <w:left w:val="single" w:color="9AA1AC" w:sz="4"/>
+              <w:bottom w:val="single" w:color="9AA1AC" w:sz="4"/>
+              <w:right w:val="single" w:color="9AA1AC" w:sz="4"/>
+            </w:tcBorders>
+            <w:tcMar>
+              <w:top w:type="dxa" w:w="60"/>
+              <w:left w:type="dxa" w:w="90"/>
+              <w:bottom w:type="dxa" w:w="60"/>
+              <w:right w:type="dxa" w:w="90"/>
+            </w:tcMar>
+          </w:tcPr>
+          <w:p>
+            <w:pPr>
+              <w:spacing w:after="40"/>
+            </w:pPr>
+            <w:r>
+              <w:rPr>
+                <w:sz w:val="18"/>
+                <w:szCs w:val="18"/>
+              </w:rPr>
+              <w:t xml:space="preserve">"그리는건 chatgpt 혹은 codex에"</w:t>
+            </w:r>
+          </w:p>
+        </w:tc>
+        <w:tc>
+          <w:tcPr>
+            <w:tcW w:type="dxa" w:w="1240"/>
+            <w:tcBorders>
+              <w:top w:val="single" w:color="9AA1AC" w:sz="4"/>
+              <w:left w:val="single" w:color="9AA1AC" w:sz="4"/>
+              <w:bottom w:val="single" w:color="9AA1AC" w:sz="4"/>
+              <w:right w:val="single" w:color="9AA1AC" w:sz="4"/>
+            </w:tcBorders>
+            <w:tcMar>
+              <w:top w:type="dxa" w:w="60"/>
+              <w:left w:type="dxa" w:w="90"/>
+              <w:bottom w:type="dxa" w:w="60"/>
+              <w:right w:type="dxa" w:w="90"/>
+            </w:tcMar>
+          </w:tcPr>
+          <w:p>
+            <w:pPr>
+              <w:spacing w:after="40"/>
+            </w:pPr>
+            <w:r>
+              <w:rPr>
+                <w:sz w:val="18"/>
+                <w:szCs w:val="18"/>
+              </w:rPr>
+              <w:t xml:space="preserve">확정</w:t>
+            </w:r>
+          </w:p>
+        </w:tc>
+        <w:tc>
+          <w:tcPr>
+            <w:tcW w:type="dxa" w:w="1860"/>
+            <w:tcBorders>
+              <w:top w:val="single" w:color="9AA1AC" w:sz="4"/>
+              <w:left w:val="single" w:color="9AA1AC" w:sz="4"/>
+              <w:bottom w:val="single" w:color="9AA1AC" w:sz="4"/>
+              <w:right w:val="single" w:color="9AA1AC" w:sz="4"/>
+            </w:tcBorders>
+            <w:tcMar>
+              <w:top w:type="dxa" w:w="60"/>
+              <w:left w:type="dxa" w:w="90"/>
+              <w:bottom w:type="dxa" w:w="60"/>
+              <w:right w:type="dxa" w:w="90"/>
+            </w:tcMar>
+          </w:tcPr>
+          <w:p>
+            <w:pPr>
+              <w:spacing w:after="40"/>
+            </w:pPr>
+            <w:r>
+              <w:rPr>
+                <w:sz w:val="18"/>
+                <w:szCs w:val="18"/>
+              </w:rPr>
+              <w:t xml:space="preserve">2026-10-07</w:t>
+            </w:r>
+          </w:p>
+        </w:tc>
+      </w:tr>
+      <w:tr>
+        <w:trPr>
+          <w:cantSplit/>
+        </w:trPr>
+        <w:tc>
+          <w:tcPr>
+            <w:tcW w:type="dxa" w:w="1240"/>
+            <w:tcBorders>
+              <w:top w:val="single" w:color="9AA1AC" w:sz="4"/>
+              <w:left w:val="single" w:color="9AA1AC" w:sz="4"/>
+              <w:bottom w:val="single" w:color="9AA1AC" w:sz="4"/>
+              <w:right w:val="single" w:color="9AA1AC" w:sz="4"/>
+            </w:tcBorders>
+            <w:tcMar>
+              <w:top w:type="dxa" w:w="60"/>
+              <w:left w:type="dxa" w:w="90"/>
+              <w:bottom w:type="dxa" w:w="60"/>
+              <w:right w:type="dxa" w:w="90"/>
+            </w:tcMar>
+          </w:tcPr>
+          <w:p>
+            <w:pPr>
+              <w:spacing w:after="40"/>
+            </w:pPr>
+            <w:r>
+              <w:rPr>
+                <w:sz w:val="18"/>
+                <w:szCs w:val="18"/>
+              </w:rPr>
+              <w:t xml:space="preserve">G10</w:t>
+            </w:r>
+          </w:p>
+        </w:tc>
+        <w:tc>
+          <w:tcPr>
+            <w:tcW w:type="dxa" w:w="2170"/>
+            <w:tcBorders>
+              <w:top w:val="single" w:color="9AA1AC" w:sz="4"/>
+              <w:left w:val="single" w:color="9AA1AC" w:sz="4"/>
+              <w:bottom w:val="single" w:color="9AA1AC" w:sz="4"/>
+              <w:right w:val="single" w:color="9AA1AC" w:sz="4"/>
+            </w:tcBorders>
+            <w:tcMar>
+              <w:top w:type="dxa" w:w="60"/>
+              <w:left w:type="dxa" w:w="90"/>
+              <w:bottom w:type="dxa" w:w="60"/>
+              <w:right w:type="dxa" w:w="90"/>
+            </w:tcMar>
+          </w:tcPr>
+          <w:p>
+            <w:pPr>
+              <w:spacing w:after="40"/>
+            </w:pPr>
+            <w:r>
+              <w:rPr>
+                <w:sz w:val="18"/>
+                <w:szCs w:val="18"/>
+              </w:rPr>
+              <w:t xml:space="preserve">효과음 표기</w:t>
+            </w:r>
+          </w:p>
+        </w:tc>
+        <w:tc>
+          <w:tcPr>
+            <w:tcW w:type="dxa" w:w="3410"/>
+            <w:tcBorders>
+              <w:top w:val="single" w:color="9AA1AC" w:sz="4"/>
+              <w:left w:val="single" w:color="9AA1AC" w:sz="4"/>
+              <w:bottom w:val="single" w:color="9AA1AC" w:sz="4"/>
+              <w:right w:val="single" w:color="9AA1AC" w:sz="4"/>
+            </w:tcBorders>
+            <w:tcMar>
+              <w:top w:type="dxa" w:w="60"/>
+              <w:left w:type="dxa" w:w="90"/>
+              <w:bottom w:type="dxa" w:w="60"/>
+              <w:right w:type="dxa" w:w="90"/>
+            </w:tcMar>
+          </w:tcPr>
+          <w:p>
+            <w:pPr>
+              <w:spacing w:after="40"/>
+            </w:pPr>
+            <w:r>
+              <w:rPr>
+                <w:sz w:val="18"/>
+                <w:szCs w:val="18"/>
+              </w:rPr>
+              <w:t xml:space="preserve">A안: 붓(East Sea Dokdo)/코미디 고딕(Black Han Sans), 크기 4단계, 색의 뜻 고정(회색 기계·흰색 밤·금색 혜숙·적색 파손), 같은 소리 같은 표기</w:t>
+            </w:r>
+          </w:p>
+        </w:tc>
+        <w:tc>
+          <w:tcPr>
+            <w:tcW w:type="dxa" w:w="4650"/>
+            <w:tcBorders>
+              <w:top w:val="single" w:color="9AA1AC" w:sz="4"/>
+              <w:left w:val="single" w:color="9AA1AC" w:sz="4"/>
+              <w:bottom w:val="single" w:color="9AA1AC" w:sz="4"/>
+              <w:right w:val="single" w:color="9AA1AC" w:sz="4"/>
+            </w:tcBorders>
+            <w:tcMar>
+              <w:top w:type="dxa" w:w="60"/>
+              <w:left w:type="dxa" w:w="90"/>
+              <w:bottom w:type="dxa" w:w="60"/>
+              <w:right w:type="dxa" w:w="90"/>
+            </w:tcMar>
+          </w:tcPr>
+          <w:p>
+            <w:pPr>
+              <w:spacing w:after="40"/>
+            </w:pPr>
+            <w:r>
+              <w:rPr>
+                <w:sz w:val="18"/>
+                <w:szCs w:val="18"/>
+              </w:rPr>
+              <w:t xml:space="preserve">"끝까지 진행해" → 추천안</w:t>
+            </w:r>
+          </w:p>
+        </w:tc>
+        <w:tc>
+          <w:tcPr>
+            <w:tcW w:type="dxa" w:w="1240"/>
+            <w:tcBorders>
+              <w:top w:val="single" w:color="9AA1AC" w:sz="4"/>
+              <w:left w:val="single" w:color="9AA1AC" w:sz="4"/>
+              <w:bottom w:val="single" w:color="9AA1AC" w:sz="4"/>
+              <w:right w:val="single" w:color="9AA1AC" w:sz="4"/>
+            </w:tcBorders>
+            <w:tcMar>
+              <w:top w:type="dxa" w:w="60"/>
+              <w:left w:type="dxa" w:w="90"/>
+              <w:bottom w:type="dxa" w:w="60"/>
+              <w:right w:type="dxa" w:w="90"/>
+            </w:tcMar>
+          </w:tcPr>
+          <w:p>
+            <w:pPr>
+              <w:spacing w:after="40"/>
+            </w:pPr>
+            <w:r>
+              <w:rPr>
+                <w:sz w:val="18"/>
+                <w:szCs w:val="18"/>
+              </w:rPr>
+              <w:t xml:space="preserve">잠정</w:t>
+            </w:r>
+          </w:p>
+        </w:tc>
+        <w:tc>
+          <w:tcPr>
+            <w:tcW w:type="dxa" w:w="1860"/>
+            <w:tcBorders>
+              <w:top w:val="single" w:color="9AA1AC" w:sz="4"/>
+              <w:left w:val="single" w:color="9AA1AC" w:sz="4"/>
+              <w:bottom w:val="single" w:color="9AA1AC" w:sz="4"/>
+              <w:right w:val="single" w:color="9AA1AC" w:sz="4"/>
+            </w:tcBorders>
+            <w:tcMar>
+              <w:top w:type="dxa" w:w="60"/>
+              <w:left w:type="dxa" w:w="90"/>
+              <w:bottom w:type="dxa" w:w="60"/>
+              <w:right w:type="dxa" w:w="90"/>
+            </w:tcMar>
+          </w:tcPr>
+          <w:p>
+            <w:pPr>
+              <w:spacing w:after="40"/>
+            </w:pPr>
+            <w:r>
+              <w:rPr>
+                <w:sz w:val="18"/>
+                <w:szCs w:val="18"/>
+              </w:rPr>
+              <w:t xml:space="preserve">2026-10-07</w:t>
+            </w:r>
+          </w:p>
+        </w:tc>
+      </w:tr>
+      <w:tr>
+        <w:trPr>
+          <w:cantSplit/>
+        </w:trPr>
+        <w:tc>
+          <w:tcPr>
+            <w:tcW w:type="dxa" w:w="1240"/>
+            <w:tcBorders>
+              <w:top w:val="single" w:color="9AA1AC" w:sz="4"/>
+              <w:left w:val="single" w:color="9AA1AC" w:sz="4"/>
+              <w:bottom w:val="single" w:color="9AA1AC" w:sz="4"/>
+              <w:right w:val="single" w:color="9AA1AC" w:sz="4"/>
+            </w:tcBorders>
+            <w:tcMar>
+              <w:top w:type="dxa" w:w="60"/>
+              <w:left w:type="dxa" w:w="90"/>
+              <w:bottom w:type="dxa" w:w="60"/>
+              <w:right w:type="dxa" w:w="90"/>
+            </w:tcMar>
+          </w:tcPr>
+          <w:p>
+            <w:pPr>
+              <w:spacing w:after="40"/>
+            </w:pPr>
+            <w:r>
+              <w:rPr>
+                <w:sz w:val="18"/>
+                <w:szCs w:val="18"/>
+              </w:rPr>
+              <w:t xml:space="preserve">G10</w:t>
+            </w:r>
+          </w:p>
+        </w:tc>
+        <w:tc>
+          <w:tcPr>
+            <w:tcW w:type="dxa" w:w="2170"/>
+            <w:tcBorders>
+              <w:top w:val="single" w:color="9AA1AC" w:sz="4"/>
+              <w:left w:val="single" w:color="9AA1AC" w:sz="4"/>
+              <w:bottom w:val="single" w:color="9AA1AC" w:sz="4"/>
+              <w:right w:val="single" w:color="9AA1AC" w:sz="4"/>
+            </w:tcBorders>
+            <w:tcMar>
+              <w:top w:type="dxa" w:w="60"/>
+              <w:left w:type="dxa" w:w="90"/>
+              <w:bottom w:type="dxa" w:w="60"/>
+              <w:right w:type="dxa" w:w="90"/>
+            </w:tcMar>
+          </w:tcPr>
+          <w:p>
+            <w:pPr>
+              <w:spacing w:after="40"/>
+            </w:pPr>
+            <w:r>
+              <w:rPr>
+                <w:sz w:val="18"/>
+                <w:szCs w:val="18"/>
+              </w:rPr>
+              <w:t xml:space="preserve">효과음 통일</w:t>
+            </w:r>
+          </w:p>
+        </w:tc>
+        <w:tc>
+          <w:tcPr>
+            <w:tcW w:type="dxa" w:w="3410"/>
+            <w:tcBorders>
+              <w:top w:val="single" w:color="9AA1AC" w:sz="4"/>
+              <w:left w:val="single" w:color="9AA1AC" w:sz="4"/>
+              <w:bottom w:val="single" w:color="9AA1AC" w:sz="4"/>
+              <w:right w:val="single" w:color="9AA1AC" w:sz="4"/>
+            </w:tcBorders>
+            <w:tcMar>
+              <w:top w:type="dxa" w:w="60"/>
+              <w:left w:type="dxa" w:w="90"/>
+              <w:bottom w:type="dxa" w:w="60"/>
+              <w:right w:type="dxa" w:w="90"/>
+            </w:tcMar>
+          </w:tcPr>
+          <w:p>
+            <w:pPr>
+              <w:spacing w:after="40"/>
+            </w:pPr>
+            <w:r>
+              <w:rPr>
+                <w:sz w:val="18"/>
+                <w:szCs w:val="18"/>
+              </w:rPr>
+              <w:t xml:space="preserve">14건 반영(휴대폰 진동 '징—', 냉장고·셀러 '웅웅—', 도어락 '삐, 삐, 삐, 삐' 등). 사전 105개 표준 표기</w:t>
+            </w:r>
+          </w:p>
+        </w:tc>
+        <w:tc>
+          <w:tcPr>
+            <w:tcW w:type="dxa" w:w="4650"/>
+            <w:tcBorders>
+              <w:top w:val="single" w:color="9AA1AC" w:sz="4"/>
+              <w:left w:val="single" w:color="9AA1AC" w:sz="4"/>
+              <w:bottom w:val="single" w:color="9AA1AC" w:sz="4"/>
+              <w:right w:val="single" w:color="9AA1AC" w:sz="4"/>
+            </w:tcBorders>
+            <w:tcMar>
+              <w:top w:type="dxa" w:w="60"/>
+              <w:left w:type="dxa" w:w="90"/>
+              <w:bottom w:type="dxa" w:w="60"/>
+              <w:right w:type="dxa" w:w="90"/>
+            </w:tcMar>
+          </w:tcPr>
+          <w:p>
+            <w:pPr>
+              <w:spacing w:after="40"/>
+            </w:pPr>
+            <w:r>
+              <w:rPr>
+                <w:sz w:val="18"/>
+                <w:szCs w:val="18"/>
+              </w:rPr>
+              <w:t xml:space="preserve">추천안</w:t>
+            </w:r>
+          </w:p>
+        </w:tc>
+        <w:tc>
+          <w:tcPr>
+            <w:tcW w:type="dxa" w:w="1240"/>
+            <w:tcBorders>
+              <w:top w:val="single" w:color="9AA1AC" w:sz="4"/>
+              <w:left w:val="single" w:color="9AA1AC" w:sz="4"/>
+              <w:bottom w:val="single" w:color="9AA1AC" w:sz="4"/>
+              <w:right w:val="single" w:color="9AA1AC" w:sz="4"/>
+            </w:tcBorders>
+            <w:tcMar>
+              <w:top w:type="dxa" w:w="60"/>
+              <w:left w:type="dxa" w:w="90"/>
+              <w:bottom w:type="dxa" w:w="60"/>
+              <w:right w:type="dxa" w:w="90"/>
+            </w:tcMar>
+          </w:tcPr>
+          <w:p>
+            <w:pPr>
+              <w:spacing w:after="40"/>
+            </w:pPr>
+            <w:r>
+              <w:rPr>
+                <w:sz w:val="18"/>
+                <w:szCs w:val="18"/>
+              </w:rPr>
+              <w:t xml:space="preserve">잠정</w:t>
+            </w:r>
+          </w:p>
+        </w:tc>
+        <w:tc>
+          <w:tcPr>
+            <w:tcW w:type="dxa" w:w="1860"/>
+            <w:tcBorders>
+              <w:top w:val="single" w:color="9AA1AC" w:sz="4"/>
+              <w:left w:val="single" w:color="9AA1AC" w:sz="4"/>
+              <w:bottom w:val="single" w:color="9AA1AC" w:sz="4"/>
+              <w:right w:val="single" w:color="9AA1AC" w:sz="4"/>
+            </w:tcBorders>
+            <w:tcMar>
+              <w:top w:type="dxa" w:w="60"/>
+              <w:left w:type="dxa" w:w="90"/>
+              <w:bottom w:type="dxa" w:w="60"/>
+              <w:right w:type="dxa" w:w="90"/>
+            </w:tcMar>
+          </w:tcPr>
+          <w:p>
+            <w:pPr>
+              <w:spacing w:after="40"/>
+            </w:pPr>
+            <w:r>
+              <w:rPr>
+                <w:sz w:val="18"/>
+                <w:szCs w:val="18"/>
+              </w:rPr>
+              <w:t xml:space="preserve">2026-10-07</w:t>
+            </w:r>
+          </w:p>
+        </w:tc>
+      </w:tr>
+      <w:tr>
+        <w:trPr>
+          <w:cantSplit/>
+        </w:trPr>
+        <w:tc>
+          <w:tcPr>
+            <w:tcW w:type="dxa" w:w="1240"/>
+            <w:tcBorders>
+              <w:top w:val="single" w:color="9AA1AC" w:sz="4"/>
+              <w:left w:val="single" w:color="9AA1AC" w:sz="4"/>
+              <w:bottom w:val="single" w:color="9AA1AC" w:sz="4"/>
+              <w:right w:val="single" w:color="9AA1AC" w:sz="4"/>
+            </w:tcBorders>
+            <w:tcMar>
+              <w:top w:type="dxa" w:w="60"/>
+              <w:left w:type="dxa" w:w="90"/>
+              <w:bottom w:type="dxa" w:w="60"/>
+              <w:right w:type="dxa" w:w="90"/>
+            </w:tcMar>
+          </w:tcPr>
+          <w:p>
+            <w:pPr>
+              <w:spacing w:after="40"/>
+            </w:pPr>
+            <w:r>
+              <w:rPr>
+                <w:sz w:val="18"/>
+                <w:szCs w:val="18"/>
+              </w:rPr>
+              <w:t xml:space="preserve">G10</w:t>
+            </w:r>
+          </w:p>
+        </w:tc>
+        <w:tc>
+          <w:tcPr>
+            <w:tcW w:type="dxa" w:w="2170"/>
+            <w:tcBorders>
+              <w:top w:val="single" w:color="9AA1AC" w:sz="4"/>
+              <w:left w:val="single" w:color="9AA1AC" w:sz="4"/>
+              <w:bottom w:val="single" w:color="9AA1AC" w:sz="4"/>
+              <w:right w:val="single" w:color="9AA1AC" w:sz="4"/>
+            </w:tcBorders>
+            <w:tcMar>
+              <w:top w:type="dxa" w:w="60"/>
+              <w:left w:type="dxa" w:w="90"/>
+              <w:bottom w:type="dxa" w:w="60"/>
+              <w:right w:type="dxa" w:w="90"/>
+            </w:tcMar>
+          </w:tcPr>
+          <w:p>
+            <w:pPr>
+              <w:spacing w:after="40"/>
+            </w:pPr>
+            <w:r>
+              <w:rPr>
+                <w:sz w:val="18"/>
+                <w:szCs w:val="18"/>
+              </w:rPr>
+              <w:t xml:space="preserve">BGM 체계</w:t>
+            </w:r>
+          </w:p>
+        </w:tc>
+        <w:tc>
+          <w:tcPr>
+            <w:tcW w:type="dxa" w:w="3410"/>
+            <w:tcBorders>
+              <w:top w:val="single" w:color="9AA1AC" w:sz="4"/>
+              <w:left w:val="single" w:color="9AA1AC" w:sz="4"/>
+              <w:bottom w:val="single" w:color="9AA1AC" w:sz="4"/>
+              <w:right w:val="single" w:color="9AA1AC" w:sz="4"/>
+            </w:tcBorders>
+            <w:tcMar>
+              <w:top w:type="dxa" w:w="60"/>
+              <w:left w:type="dxa" w:w="90"/>
+              <w:bottom w:type="dxa" w:w="60"/>
+              <w:right w:type="dxa" w:w="90"/>
+            </w:tcMar>
+          </w:tcPr>
+          <w:p>
+            <w:pPr>
+              <w:spacing w:after="40"/>
+            </w:pPr>
+            <w:r>
+              <w:rPr>
+                <w:sz w:val="18"/>
+                <w:szCs w:val="18"/>
+              </w:rPr>
+              <w:t xml:space="preserve">A안: 4음 모티프 하나(M1 관리)를 인물별 악기로(M2), M3 '너한테만' 스팅어, M4 관능, M5 순옥(해금), M6 역관리, M7 판결, 엔딩은 M1 재시작</w:t>
+            </w:r>
+          </w:p>
+        </w:tc>
+        <w:tc>
+          <w:tcPr>
+            <w:tcW w:type="dxa" w:w="4650"/>
+            <w:tcBorders>
+              <w:top w:val="single" w:color="9AA1AC" w:sz="4"/>
+              <w:left w:val="single" w:color="9AA1AC" w:sz="4"/>
+              <w:bottom w:val="single" w:color="9AA1AC" w:sz="4"/>
+              <w:right w:val="single" w:color="9AA1AC" w:sz="4"/>
+            </w:tcBorders>
+            <w:tcMar>
+              <w:top w:type="dxa" w:w="60"/>
+              <w:left w:type="dxa" w:w="90"/>
+              <w:bottom w:type="dxa" w:w="60"/>
+              <w:right w:type="dxa" w:w="90"/>
+            </w:tcMar>
+          </w:tcPr>
+          <w:p>
+            <w:pPr>
+              <w:spacing w:after="40"/>
+            </w:pPr>
+            <w:r>
+              <w:rPr>
+                <w:sz w:val="18"/>
+                <w:szCs w:val="18"/>
+              </w:rPr>
+              <w:t xml:space="preserve">추천안</w:t>
+            </w:r>
+          </w:p>
+        </w:tc>
+        <w:tc>
+          <w:tcPr>
+            <w:tcW w:type="dxa" w:w="1240"/>
+            <w:tcBorders>
+              <w:top w:val="single" w:color="9AA1AC" w:sz="4"/>
+              <w:left w:val="single" w:color="9AA1AC" w:sz="4"/>
+              <w:bottom w:val="single" w:color="9AA1AC" w:sz="4"/>
+              <w:right w:val="single" w:color="9AA1AC" w:sz="4"/>
+            </w:tcBorders>
+            <w:tcMar>
+              <w:top w:type="dxa" w:w="60"/>
+              <w:left w:type="dxa" w:w="90"/>
+              <w:bottom w:type="dxa" w:w="60"/>
+              <w:right w:type="dxa" w:w="90"/>
+            </w:tcMar>
+          </w:tcPr>
+          <w:p>
+            <w:pPr>
+              <w:spacing w:after="40"/>
+            </w:pPr>
+            <w:r>
+              <w:rPr>
+                <w:sz w:val="18"/>
+                <w:szCs w:val="18"/>
+              </w:rPr>
+              <w:t xml:space="preserve">잠정</w:t>
+            </w:r>
+          </w:p>
+        </w:tc>
+        <w:tc>
+          <w:tcPr>
+            <w:tcW w:type="dxa" w:w="1860"/>
+            <w:tcBorders>
+              <w:top w:val="single" w:color="9AA1AC" w:sz="4"/>
+              <w:left w:val="single" w:color="9AA1AC" w:sz="4"/>
+              <w:bottom w:val="single" w:color="9AA1AC" w:sz="4"/>
+              <w:right w:val="single" w:color="9AA1AC" w:sz="4"/>
+            </w:tcBorders>
+            <w:tcMar>
+              <w:top w:type="dxa" w:w="60"/>
+              <w:left w:type="dxa" w:w="90"/>
+              <w:bottom w:type="dxa" w:w="60"/>
+              <w:right w:type="dxa" w:w="90"/>
+            </w:tcMar>
+          </w:tcPr>
+          <w:p>
+            <w:pPr>
+              <w:spacing w:after="40"/>
+            </w:pPr>
+            <w:r>
+              <w:rPr>
+                <w:sz w:val="18"/>
+                <w:szCs w:val="18"/>
+              </w:rPr>
+              <w:t xml:space="preserve">2026-10-07</w:t>
+            </w:r>
+          </w:p>
+        </w:tc>
+      </w:tr>
+      <w:tr>
+        <w:trPr>
+          <w:cantSplit/>
+        </w:trPr>
+        <w:tc>
+          <w:tcPr>
+            <w:tcW w:type="dxa" w:w="1240"/>
+            <w:tcBorders>
+              <w:top w:val="single" w:color="9AA1AC" w:sz="4"/>
+              <w:left w:val="single" w:color="9AA1AC" w:sz="4"/>
+              <w:bottom w:val="single" w:color="9AA1AC" w:sz="4"/>
+              <w:right w:val="single" w:color="9AA1AC" w:sz="4"/>
+            </w:tcBorders>
+            <w:tcMar>
+              <w:top w:type="dxa" w:w="60"/>
+              <w:left w:type="dxa" w:w="90"/>
+              <w:bottom w:type="dxa" w:w="60"/>
+              <w:right w:type="dxa" w:w="90"/>
+            </w:tcMar>
+          </w:tcPr>
+          <w:p>
+            <w:pPr>
+              <w:spacing w:after="40"/>
+            </w:pPr>
+            <w:r>
+              <w:rPr>
+                <w:sz w:val="18"/>
+                <w:szCs w:val="18"/>
+              </w:rPr>
+              <w:t xml:space="preserve">G11</w:t>
+            </w:r>
+          </w:p>
+        </w:tc>
+        <w:tc>
+          <w:tcPr>
+            <w:tcW w:type="dxa" w:w="2170"/>
+            <w:tcBorders>
+              <w:top w:val="single" w:color="9AA1AC" w:sz="4"/>
+              <w:left w:val="single" w:color="9AA1AC" w:sz="4"/>
+              <w:bottom w:val="single" w:color="9AA1AC" w:sz="4"/>
+              <w:right w:val="single" w:color="9AA1AC" w:sz="4"/>
+            </w:tcBorders>
+            <w:tcMar>
+              <w:top w:type="dxa" w:w="60"/>
+              <w:left w:type="dxa" w:w="90"/>
+              <w:bottom w:type="dxa" w:w="60"/>
+              <w:right w:type="dxa" w:w="90"/>
+            </w:tcMar>
+          </w:tcPr>
+          <w:p>
+            <w:pPr>
+              <w:spacing w:after="40"/>
+            </w:pPr>
+            <w:r>
+              <w:rPr>
+                <w:sz w:val="18"/>
+                <w:szCs w:val="18"/>
+              </w:rPr>
+              <w:t xml:space="preserve">애니 밀도</w:t>
+            </w:r>
+          </w:p>
+        </w:tc>
+        <w:tc>
+          <w:tcPr>
+            <w:tcW w:type="dxa" w:w="3410"/>
+            <w:tcBorders>
+              <w:top w:val="single" w:color="9AA1AC" w:sz="4"/>
+              <w:left w:val="single" w:color="9AA1AC" w:sz="4"/>
+              <w:bottom w:val="single" w:color="9AA1AC" w:sz="4"/>
+              <w:right w:val="single" w:color="9AA1AC" w:sz="4"/>
+            </w:tcBorders>
+            <w:tcMar>
+              <w:top w:type="dxa" w:w="60"/>
+              <w:left w:type="dxa" w:w="90"/>
+              <w:bottom w:type="dxa" w:w="60"/>
+              <w:right w:type="dxa" w:w="90"/>
+            </w:tcMar>
+          </w:tcPr>
+          <w:p>
+            <w:pPr>
+              <w:spacing w:after="40"/>
+            </w:pPr>
+            <w:r>
+              <w:rPr>
+                <w:sz w:val="18"/>
+                <w:szCs w:val="18"/>
+              </w:rPr>
+              <w:t xml:space="preserve">혼합안: 컷당 1샷 + 분할 칸마다 1샷 + 반전·훅·코미디 박자 2~3샷 → 988샷, 약 69.8분(1화 11:30, 2화 10:10, 3화 9:56, 4화 12:40, 5화 12:37, 6화 12:51)</w:t>
+            </w:r>
+          </w:p>
+        </w:tc>
+        <w:tc>
+          <w:tcPr>
+            <w:tcW w:type="dxa" w:w="4650"/>
+            <w:tcBorders>
+              <w:top w:val="single" w:color="9AA1AC" w:sz="4"/>
+              <w:left w:val="single" w:color="9AA1AC" w:sz="4"/>
+              <w:bottom w:val="single" w:color="9AA1AC" w:sz="4"/>
+              <w:right w:val="single" w:color="9AA1AC" w:sz="4"/>
+            </w:tcBorders>
+            <w:tcMar>
+              <w:top w:type="dxa" w:w="60"/>
+              <w:left w:type="dxa" w:w="90"/>
+              <w:bottom w:type="dxa" w:w="60"/>
+              <w:right w:type="dxa" w:w="90"/>
+            </w:tcMar>
+          </w:tcPr>
+          <w:p>
+            <w:pPr>
+              <w:spacing w:after="40"/>
+            </w:pPr>
+            <w:r>
+              <w:rPr>
+                <w:sz w:val="18"/>
+                <w:szCs w:val="18"/>
+              </w:rPr>
+              <w:t xml:space="preserve">추천안</w:t>
+            </w:r>
+          </w:p>
+        </w:tc>
+        <w:tc>
+          <w:tcPr>
+            <w:tcW w:type="dxa" w:w="1240"/>
+            <w:tcBorders>
+              <w:top w:val="single" w:color="9AA1AC" w:sz="4"/>
+              <w:left w:val="single" w:color="9AA1AC" w:sz="4"/>
+              <w:bottom w:val="single" w:color="9AA1AC" w:sz="4"/>
+              <w:right w:val="single" w:color="9AA1AC" w:sz="4"/>
+            </w:tcBorders>
+            <w:tcMar>
+              <w:top w:type="dxa" w:w="60"/>
+              <w:left w:type="dxa" w:w="90"/>
+              <w:bottom w:type="dxa" w:w="60"/>
+              <w:right w:type="dxa" w:w="90"/>
+            </w:tcMar>
+          </w:tcPr>
+          <w:p>
+            <w:pPr>
+              <w:spacing w:after="40"/>
+            </w:pPr>
+            <w:r>
+              <w:rPr>
+                <w:sz w:val="18"/>
+                <w:szCs w:val="18"/>
+              </w:rPr>
+              <w:t xml:space="preserve">잠정(줄이려면 같은 구도 분할 칸 병합)</w:t>
+            </w:r>
+          </w:p>
+        </w:tc>
+        <w:tc>
+          <w:tcPr>
+            <w:tcW w:type="dxa" w:w="1860"/>
+            <w:tcBorders>
+              <w:top w:val="single" w:color="9AA1AC" w:sz="4"/>
+              <w:left w:val="single" w:color="9AA1AC" w:sz="4"/>
+              <w:bottom w:val="single" w:color="9AA1AC" w:sz="4"/>
+              <w:right w:val="single" w:color="9AA1AC" w:sz="4"/>
+            </w:tcBorders>
+            <w:tcMar>
+              <w:top w:type="dxa" w:w="60"/>
+              <w:left w:type="dxa" w:w="90"/>
+              <w:bottom w:type="dxa" w:w="60"/>
+              <w:right w:type="dxa" w:w="90"/>
+            </w:tcMar>
+          </w:tcPr>
+          <w:p>
+            <w:pPr>
+              <w:spacing w:after="40"/>
+            </w:pPr>
+            <w:r>
+              <w:rPr>
+                <w:sz w:val="18"/>
+                <w:szCs w:val="18"/>
+              </w:rPr>
+              <w:t xml:space="preserve">2026-10-07</w:t>
+            </w:r>
+          </w:p>
+        </w:tc>
+      </w:tr>
+      <w:tr>
+        <w:trPr>
+          <w:cantSplit/>
+        </w:trPr>
+        <w:tc>
+          <w:tcPr>
+            <w:tcW w:type="dxa" w:w="1240"/>
+            <w:tcBorders>
+              <w:top w:val="single" w:color="9AA1AC" w:sz="4"/>
+              <w:left w:val="single" w:color="9AA1AC" w:sz="4"/>
+              <w:bottom w:val="single" w:color="9AA1AC" w:sz="4"/>
+              <w:right w:val="single" w:color="9AA1AC" w:sz="4"/>
+            </w:tcBorders>
+            <w:tcMar>
+              <w:top w:type="dxa" w:w="60"/>
+              <w:left w:type="dxa" w:w="90"/>
+              <w:bottom w:type="dxa" w:w="60"/>
+              <w:right w:type="dxa" w:w="90"/>
+            </w:tcMar>
+          </w:tcPr>
+          <w:p>
+            <w:pPr>
+              <w:spacing w:after="40"/>
+            </w:pPr>
+            <w:r>
+              <w:rPr>
+                <w:sz w:val="18"/>
+                <w:szCs w:val="18"/>
+              </w:rPr>
+              <w:t xml:space="preserve">G12</w:t>
+            </w:r>
+          </w:p>
+        </w:tc>
+        <w:tc>
+          <w:tcPr>
+            <w:tcW w:type="dxa" w:w="2170"/>
+            <w:tcBorders>
+              <w:top w:val="single" w:color="9AA1AC" w:sz="4"/>
+              <w:left w:val="single" w:color="9AA1AC" w:sz="4"/>
+              <w:bottom w:val="single" w:color="9AA1AC" w:sz="4"/>
+              <w:right w:val="single" w:color="9AA1AC" w:sz="4"/>
+            </w:tcBorders>
+            <w:tcMar>
+              <w:top w:type="dxa" w:w="60"/>
+              <w:left w:type="dxa" w:w="90"/>
+              <w:bottom w:type="dxa" w:w="60"/>
+              <w:right w:type="dxa" w:w="90"/>
+            </w:tcMar>
+          </w:tcPr>
+          <w:p>
+            <w:pPr>
+              <w:spacing w:after="40"/>
+            </w:pPr>
+            <w:r>
+              <w:rPr>
+                <w:sz w:val="18"/>
+                <w:szCs w:val="18"/>
+              </w:rPr>
+              <w:t xml:space="preserve">최종 인계</w:t>
+            </w:r>
+          </w:p>
+        </w:tc>
+        <w:tc>
+          <w:tcPr>
+            <w:tcW w:type="dxa" w:w="3410"/>
+            <w:tcBorders>
+              <w:top w:val="single" w:color="9AA1AC" w:sz="4"/>
+              <w:left w:val="single" w:color="9AA1AC" w:sz="4"/>
+              <w:bottom w:val="single" w:color="9AA1AC" w:sz="4"/>
+              <w:right w:val="single" w:color="9AA1AC" w:sz="4"/>
+            </w:tcBorders>
+            <w:tcMar>
+              <w:top w:type="dxa" w:w="60"/>
+              <w:left w:type="dxa" w:w="90"/>
+              <w:bottom w:type="dxa" w:w="60"/>
+              <w:right w:type="dxa" w:w="90"/>
+            </w:tcMar>
+          </w:tcPr>
+          <w:p>
+            <w:pPr>
+              <w:spacing w:after="40"/>
+            </w:pPr>
+            <w:r>
+              <w:rPr>
+                <w:sz w:val="18"/>
+                <w:szCs w:val="18"/>
+              </w:rPr>
+              <w:t xml:space="preserve">handoff/ 최종 정리: 컷 프롬프트 571(md·jsonl), 콘티·연출·효과음·애니·큐 시트 사본, PROP LOCK 10종(P5~P10 한 줄 LOCK 신규), 매니페스트 636행, ChatGPT 지침·올릴 파일 순서</w:t>
+            </w:r>
+          </w:p>
+        </w:tc>
+        <w:tc>
+          <w:tcPr>
+            <w:tcW w:type="dxa" w:w="4650"/>
+            <w:tcBorders>
+              <w:top w:val="single" w:color="9AA1AC" w:sz="4"/>
+              <w:left w:val="single" w:color="9AA1AC" w:sz="4"/>
+              <w:bottom w:val="single" w:color="9AA1AC" w:sz="4"/>
+              <w:right w:val="single" w:color="9AA1AC" w:sz="4"/>
+            </w:tcBorders>
+            <w:tcMar>
+              <w:top w:type="dxa" w:w="60"/>
+              <w:left w:type="dxa" w:w="90"/>
+              <w:bottom w:type="dxa" w:w="60"/>
+              <w:right w:type="dxa" w:w="90"/>
+            </w:tcMar>
+          </w:tcPr>
+          <w:p>
+            <w:pPr>
+              <w:spacing w:after="40"/>
+            </w:pPr>
+            <w:r>
+              <w:rPr>
+                <w:sz w:val="18"/>
+                <w:szCs w:val="18"/>
+              </w:rPr>
+              <w:t xml:space="preserve">"chatgpt 최종인계파일도 만들도록 해"</w:t>
+            </w:r>
+          </w:p>
+        </w:tc>
+        <w:tc>
+          <w:tcPr>
+            <w:tcW w:type="dxa" w:w="1240"/>
+            <w:tcBorders>
+              <w:top w:val="single" w:color="9AA1AC" w:sz="4"/>
+              <w:left w:val="single" w:color="9AA1AC" w:sz="4"/>
+              <w:bottom w:val="single" w:color="9AA1AC" w:sz="4"/>
+              <w:right w:val="single" w:color="9AA1AC" w:sz="4"/>
+            </w:tcBorders>
+            <w:tcMar>
+              <w:top w:type="dxa" w:w="60"/>
+              <w:left w:type="dxa" w:w="90"/>
+              <w:bottom w:type="dxa" w:w="60"/>
+              <w:right w:type="dxa" w:w="90"/>
+            </w:tcMar>
+          </w:tcPr>
+          <w:p>
+            <w:pPr>
+              <w:spacing w:after="40"/>
+            </w:pPr>
+            <w:r>
+              <w:rPr>
+                <w:sz w:val="18"/>
+                <w:szCs w:val="18"/>
+              </w:rPr>
+              <w:t xml:space="preserve">확정</w:t>
             </w:r>
           </w:p>
         </w:tc>
